--- a/操作手册.docx
+++ b/操作手册.docx
@@ -17,41 +17,53 @@
         </w:rPr>
         <w:t>使用过程</w:t>
       </w:r>
+      <w:r>
+        <w:rPr>
+          <w:rFonts w:hint="eastAsia"/>
+          <w:color w:val="317ED0" w:themeColor="accent1"/>
+        </w:rPr>
+        <w:t>（v</w:t>
+      </w:r>
+      <w:r>
+        <w:rPr>
+          <w:color w:val="317ED0" w:themeColor="accent1"/>
+        </w:rPr>
+        <w:t>1.5</w:t>
+      </w:r>
+      <w:r>
+        <w:rPr>
+          <w:rFonts w:hint="eastAsia"/>
+          <w:color w:val="317ED0" w:themeColor="accent1"/>
+        </w:rPr>
+        <w:t>）</w:t>
+      </w:r>
     </w:p>
     <w:p>
       <w:pPr>
         <w:pStyle w:val="21"/>
         <w:spacing w:beforeLines="200" w:before="624" w:after="405"/>
-        <w:rPr>
-          <w:rFonts w:hint="eastAsia"/>
-          <w:color w:val="262626" w:themeColor="text1" w:themeTint="D9"/>
-        </w:rPr>
       </w:pPr>
       <w:r>
         <w:rPr>
           <w:rFonts w:hint="eastAsia"/>
-          <w:color w:val="262626" w:themeColor="text1" w:themeTint="D9"/>
         </w:rPr>
         <w:t>软件</w:t>
       </w:r>
       <w:r>
         <w:rPr>
           <w:rFonts w:hint="eastAsia"/>
-          <w:color w:val="262626" w:themeColor="text1" w:themeTint="D9"/>
         </w:rPr>
         <w:t>的</w:t>
       </w:r>
       <w:r>
         <w:rPr>
           <w:rFonts w:hint="eastAsia"/>
-          <w:color w:val="262626" w:themeColor="text1" w:themeTint="D9"/>
         </w:rPr>
         <w:t>安装</w:t>
       </w:r>
       <w:r>
         <w:rPr>
           <w:rFonts w:hint="eastAsia"/>
-          <w:color w:val="262626" w:themeColor="text1" w:themeTint="D9"/>
         </w:rPr>
         <w:t>与使用</w:t>
       </w:r>
@@ -59,80 +71,39 @@
     <w:p>
       <w:pPr>
         <w:spacing w:before="62" w:after="62"/>
-        <w:rPr>
-          <w:color w:val="262626" w:themeColor="text1" w:themeTint="D9"/>
-        </w:rPr>
       </w:pPr>
       <w:r>
         <w:rPr>
           <w:rFonts w:hint="eastAsia"/>
-          <w:color w:val="262626" w:themeColor="text1" w:themeTint="D9"/>
         </w:rPr>
-        <w:t>本软件以压缩</w:t>
-      </w:r>
-      <w:proofErr w:type="gramStart"/>
-      <w:r>
-        <w:rPr>
-          <w:rFonts w:hint="eastAsia"/>
-          <w:color w:val="262626" w:themeColor="text1" w:themeTint="D9"/>
-        </w:rPr>
-        <w:t>包形式</w:t>
-      </w:r>
-      <w:proofErr w:type="gramEnd"/>
-      <w:r>
-        <w:rPr>
-          <w:rFonts w:hint="eastAsia"/>
-          <w:color w:val="262626" w:themeColor="text1" w:themeTint="D9"/>
-        </w:rPr>
-        <w:t>分发，压缩包名称为</w:t>
+        <w:t>本软件以压缩包形式分发，压缩包名称为</w:t>
       </w:r>
       <w:r>
-        <w:rPr>
-          <w:color w:val="262626" w:themeColor="text1" w:themeTint="D9"/>
-        </w:rPr>
         <w:t>GraphToImage.rar</w:t>
       </w:r>
     </w:p>
     <w:p>
       <w:pPr>
         <w:spacing w:before="62" w:after="62"/>
-        <w:rPr>
-          <w:color w:val="262626" w:themeColor="text1" w:themeTint="D9"/>
-        </w:rPr>
       </w:pPr>
       <w:r>
         <w:rPr>
           <w:rFonts w:hint="eastAsia"/>
-          <w:color w:val="262626" w:themeColor="text1" w:themeTint="D9"/>
         </w:rPr>
         <w:t>使用解压缩软件，或w</w:t>
       </w:r>
       <w:r>
-        <w:rPr>
-          <w:color w:val="262626" w:themeColor="text1" w:themeTint="D9"/>
-        </w:rPr>
         <w:t>indows</w:t>
-      </w:r>
-      <w:proofErr w:type="gramStart"/>
-      <w:r>
-        <w:rPr>
-          <w:rFonts w:hint="eastAsia"/>
-          <w:color w:val="262626" w:themeColor="text1" w:themeTint="D9"/>
-        </w:rPr>
-        <w:t>自带解压缩</w:t>
-      </w:r>
-      <w:proofErr w:type="gramEnd"/>
-      <w:r>
-        <w:rPr>
-          <w:rFonts w:hint="eastAsia"/>
-          <w:color w:val="262626" w:themeColor="text1" w:themeTint="D9"/>
-        </w:rPr>
-        <w:t>按钮</w:t>
       </w:r>
       <w:r>
         <w:rPr>
           <w:rFonts w:hint="eastAsia"/>
-          <w:color w:val="262626" w:themeColor="text1" w:themeTint="D9"/>
+        </w:rPr>
+        <w:t>自带解压缩按钮</w:t>
+      </w:r>
+      <w:r>
+        <w:rPr>
+          <w:rFonts w:hint="eastAsia"/>
         </w:rPr>
         <w:t>解压即可使用。</w:t>
       </w:r>
@@ -140,9 +111,6 @@
     <w:p>
       <w:pPr>
         <w:spacing w:before="62" w:after="62"/>
-        <w:rPr>
-          <w:color w:val="262626" w:themeColor="text1" w:themeTint="D9"/>
-        </w:rPr>
       </w:pPr>
       <w:r>
         <w:rPr>
@@ -188,27 +156,19 @@
     <w:p>
       <w:pPr>
         <w:spacing w:before="62" w:after="62"/>
-        <w:rPr>
-          <w:color w:val="262626" w:themeColor="text1" w:themeTint="D9"/>
-        </w:rPr>
       </w:pPr>
       <w:r>
         <w:rPr>
           <w:rFonts w:hint="eastAsia"/>
-          <w:color w:val="262626" w:themeColor="text1" w:themeTint="D9"/>
         </w:rPr>
         <w:t>进入解压目录，运行G</w:t>
       </w:r>
       <w:r>
-        <w:rPr>
-          <w:color w:val="262626" w:themeColor="text1" w:themeTint="D9"/>
-        </w:rPr>
         <w:t>raphToImage.exe</w:t>
       </w:r>
       <w:r>
         <w:rPr>
           <w:rFonts w:hint="eastAsia"/>
-          <w:color w:val="262626" w:themeColor="text1" w:themeTint="D9"/>
         </w:rPr>
         <w:t>即可启动软件</w:t>
       </w:r>
@@ -216,9 +176,6 @@
     <w:p>
       <w:pPr>
         <w:spacing w:before="62" w:after="62"/>
-        <w:rPr>
-          <w:color w:val="262626" w:themeColor="text1" w:themeTint="D9"/>
-        </w:rPr>
       </w:pPr>
       <w:r>
         <w:rPr>
@@ -261,9 +218,6 @@
         </w:drawing>
       </w:r>
       <w:r>
-        <w:rPr>
-          <w:color w:val="262626" w:themeColor="text1" w:themeTint="D9"/>
-        </w:rPr>
         <w:br w:type="page"/>
       </w:r>
     </w:p>
@@ -271,14 +225,10 @@
       <w:pPr>
         <w:pStyle w:val="21"/>
         <w:spacing w:before="1560" w:after="405"/>
-        <w:rPr>
-          <w:color w:val="262626" w:themeColor="text1" w:themeTint="D9"/>
-        </w:rPr>
       </w:pPr>
       <w:r>
         <w:rPr>
           <w:rFonts w:hint="eastAsia"/>
-          <w:color w:val="262626" w:themeColor="text1" w:themeTint="D9"/>
         </w:rPr>
         <w:lastRenderedPageBreak/>
         <w:t>软件的</w:t>
@@ -286,7 +236,6 @@
       <w:r>
         <w:rPr>
           <w:rFonts w:hint="eastAsia"/>
-          <w:color w:val="262626" w:themeColor="text1" w:themeTint="D9"/>
         </w:rPr>
         <w:t>操作流程</w:t>
       </w:r>
@@ -294,34 +243,25 @@
     <w:p>
       <w:pPr>
         <w:spacing w:before="62" w:after="62"/>
-        <w:rPr>
-          <w:color w:val="262626" w:themeColor="text1" w:themeTint="D9"/>
-        </w:rPr>
       </w:pPr>
       <w:r>
         <w:rPr>
           <w:rFonts w:hint="eastAsia"/>
-          <w:color w:val="262626" w:themeColor="text1" w:themeTint="D9"/>
         </w:rPr>
         <w:t>软件需连接网络使用。第一次打开时，会进入平台登录界面</w:t>
       </w:r>
       <w:r>
         <w:rPr>
           <w:rFonts w:hint="eastAsia"/>
-          <w:color w:val="262626" w:themeColor="text1" w:themeTint="D9"/>
         </w:rPr>
         <w:t>。需注意，由于平台原因，基本每2</w:t>
       </w:r>
       <w:r>
-        <w:rPr>
-          <w:color w:val="262626" w:themeColor="text1" w:themeTint="D9"/>
-        </w:rPr>
         <w:t>4</w:t>
       </w:r>
       <w:r>
         <w:rPr>
           <w:rFonts w:hint="eastAsia"/>
-          <w:color w:val="262626" w:themeColor="text1" w:themeTint="D9"/>
         </w:rPr>
         <w:t>小时需重新登录一次</w:t>
       </w:r>
@@ -330,9 +270,6 @@
       <w:pPr>
         <w:spacing w:before="62" w:after="62"/>
         <w:jc w:val="center"/>
-        <w:rPr>
-          <w:color w:val="262626" w:themeColor="text1" w:themeTint="D9"/>
-        </w:rPr>
       </w:pPr>
       <w:r>
         <w:rPr>
@@ -378,38 +315,22 @@
     <w:p>
       <w:pPr>
         <w:spacing w:before="62" w:after="62"/>
-        <w:rPr>
-          <w:rFonts w:hint="eastAsia"/>
-          <w:color w:val="262626" w:themeColor="text1" w:themeTint="D9"/>
-        </w:rPr>
       </w:pPr>
-      <w:proofErr w:type="gramStart"/>
       <w:r>
         <w:rPr>
           <w:rFonts w:hint="eastAsia"/>
-          <w:color w:val="262626" w:themeColor="text1" w:themeTint="D9"/>
         </w:rPr>
-        <w:t>扫码登录</w:t>
-      </w:r>
-      <w:proofErr w:type="gramEnd"/>
-      <w:r>
-        <w:rPr>
-          <w:rFonts w:hint="eastAsia"/>
-          <w:color w:val="262626" w:themeColor="text1" w:themeTint="D9"/>
-        </w:rPr>
-        <w:t>后，进入到题目界面，点击右上方“解析”按钮</w:t>
+        <w:t>扫码登录后，进入到题目界面，点击右上方“解析”按钮</w:t>
       </w:r>
       <w:r>
         <w:rPr>
           <w:rFonts w:hint="eastAsia"/>
-          <w:color w:val="262626" w:themeColor="text1" w:themeTint="D9"/>
         </w:rPr>
         <w:t>，进入工作台</w:t>
       </w:r>
       <w:r>
         <w:rPr>
           <w:rFonts w:hint="eastAsia"/>
-          <w:color w:val="262626" w:themeColor="text1" w:themeTint="D9"/>
         </w:rPr>
         <w:t>。注意，</w:t>
       </w:r>
@@ -432,9 +353,6 @@
       <w:pPr>
         <w:spacing w:before="62" w:after="62"/>
         <w:jc w:val="center"/>
-        <w:rPr>
-          <w:color w:val="262626" w:themeColor="text1" w:themeTint="D9"/>
-        </w:rPr>
       </w:pPr>
       <w:r>
         <w:rPr>
@@ -480,14 +398,10 @@
     <w:p>
       <w:pPr>
         <w:spacing w:before="62" w:after="62"/>
-        <w:rPr>
-          <w:color w:val="262626" w:themeColor="text1" w:themeTint="D9"/>
-        </w:rPr>
       </w:pPr>
       <w:r>
         <w:rPr>
           <w:rFonts w:hint="eastAsia"/>
-          <w:color w:val="262626" w:themeColor="text1" w:themeTint="D9"/>
         </w:rPr>
         <w:lastRenderedPageBreak/>
         <w:t>进入到如下</w:t>
@@ -495,14 +409,12 @@
       <w:r>
         <w:rPr>
           <w:rFonts w:hint="eastAsia"/>
-          <w:color w:val="262626" w:themeColor="text1" w:themeTint="D9"/>
         </w:rPr>
         <w:t>工作台</w:t>
       </w:r>
       <w:r>
         <w:rPr>
           <w:rFonts w:hint="eastAsia"/>
-          <w:color w:val="262626" w:themeColor="text1" w:themeTint="D9"/>
         </w:rPr>
         <w:t>界面</w:t>
       </w:r>
@@ -510,9 +422,6 @@
     <w:p>
       <w:pPr>
         <w:spacing w:before="62" w:after="62"/>
-        <w:rPr>
-          <w:color w:val="262626" w:themeColor="text1" w:themeTint="D9"/>
-        </w:rPr>
       </w:pPr>
       <w:r>
         <w:rPr>
@@ -558,15 +467,10 @@
     <w:p>
       <w:pPr>
         <w:spacing w:before="62" w:after="62"/>
-        <w:rPr>
-          <w:rFonts w:hint="eastAsia"/>
-          <w:color w:val="262626" w:themeColor="text1" w:themeTint="D9"/>
-        </w:rPr>
       </w:pPr>
       <w:r>
         <w:rPr>
           <w:rFonts w:hint="eastAsia"/>
-          <w:color w:val="262626" w:themeColor="text1" w:themeTint="D9"/>
         </w:rPr>
         <w:t>下面依次介绍功能：</w:t>
       </w:r>
@@ -574,9 +478,6 @@
     <w:p>
       <w:pPr>
         <w:spacing w:before="62" w:after="62"/>
-        <w:rPr>
-          <w:color w:val="262626" w:themeColor="text1" w:themeTint="D9"/>
-        </w:rPr>
       </w:pPr>
       <w:r>
         <w:rPr>
@@ -627,9 +528,6 @@
           <w:numId w:val="17"/>
         </w:numPr>
         <w:spacing w:before="62" w:after="62"/>
-        <w:rPr>
-          <w:color w:val="262626" w:themeColor="text1" w:themeTint="D9"/>
-        </w:rPr>
       </w:pPr>
       <w:r>
         <w:rPr>
@@ -643,7 +541,6 @@
       <w:r>
         <w:rPr>
           <w:rFonts w:hint="eastAsia"/>
-          <w:color w:val="262626" w:themeColor="text1" w:themeTint="D9"/>
         </w:rPr>
         <w:t>。模型图被自动编组，点击标签即可切换分组。当前选中项有突出显示。此外，当前项目有未完成的条目时，也会在右侧以数字形式显示。条目全部完成后改为对勾。</w:t>
       </w:r>
@@ -656,9 +553,6 @@
           <w:numId w:val="17"/>
         </w:numPr>
         <w:spacing w:before="62" w:after="62"/>
-        <w:rPr>
-          <w:color w:val="262626" w:themeColor="text1" w:themeTint="D9"/>
-        </w:rPr>
       </w:pPr>
       <w:r>
         <w:rPr>
@@ -672,21 +566,18 @@
       <w:r>
         <w:rPr>
           <w:rFonts w:hint="eastAsia"/>
-          <w:color w:val="262626" w:themeColor="text1" w:themeTint="D9"/>
         </w:rPr>
         <w:t>。点击图片可以在窗口中展示。</w:t>
       </w:r>
       <w:r>
         <w:rPr>
           <w:rFonts w:hint="eastAsia"/>
-          <w:color w:val="262626" w:themeColor="text1" w:themeTint="D9"/>
         </w:rPr>
         <w:t>窗口右上方为关闭按钮，同时拖</w:t>
       </w:r>
       <w:r>
         <w:rPr>
           <w:rFonts w:hint="eastAsia"/>
-          <w:color w:val="262626" w:themeColor="text1" w:themeTint="D9"/>
         </w:rPr>
         <w:lastRenderedPageBreak/>
         <w:t>拽最上方可以移动窗口。使用鼠标滚轮可以缩放图片，放大后拖拽图片可以移动图片位置。</w:t>
@@ -700,9 +591,6 @@
           <w:numId w:val="17"/>
         </w:numPr>
         <w:spacing w:before="62" w:after="62"/>
-        <w:rPr>
-          <w:color w:val="262626" w:themeColor="text1" w:themeTint="D9"/>
-        </w:rPr>
       </w:pPr>
       <w:r>
         <w:rPr>
@@ -716,7 +604,6 @@
       <w:r>
         <w:rPr>
           <w:rFonts w:hint="eastAsia"/>
-          <w:color w:val="262626" w:themeColor="text1" w:themeTint="D9"/>
         </w:rPr>
         <w:t>。显示当前分组对应的模型图，点击可以在窗口中展示。</w:t>
       </w:r>
@@ -729,9 +616,6 @@
           <w:numId w:val="17"/>
         </w:numPr>
         <w:spacing w:before="62" w:after="62"/>
-        <w:rPr>
-          <w:color w:val="262626" w:themeColor="text1" w:themeTint="D9"/>
-        </w:rPr>
       </w:pPr>
       <w:r>
         <w:rPr>
@@ -745,7 +629,6 @@
       <w:r>
         <w:rPr>
           <w:rFonts w:hint="eastAsia"/>
-          <w:color w:val="262626" w:themeColor="text1" w:themeTint="D9"/>
         </w:rPr>
         <w:t>。每个分组有5个条目，每个条目点击即可完成修改，见下图：</w:t>
       </w:r>
@@ -755,9 +638,6 @@
         <w:pStyle w:val="afffff0"/>
         <w:spacing w:before="62" w:after="62"/>
         <w:ind w:left="360" w:firstLine="0"/>
-        <w:rPr>
-          <w:color w:val="262626" w:themeColor="text1" w:themeTint="D9"/>
-        </w:rPr>
       </w:pPr>
       <w:r>
         <w:rPr>
@@ -808,14 +688,10 @@
           <w:numId w:val="18"/>
         </w:numPr>
         <w:spacing w:before="62" w:after="62"/>
-        <w:rPr>
-          <w:color w:val="262626" w:themeColor="text1" w:themeTint="D9"/>
-        </w:rPr>
       </w:pPr>
       <w:r>
         <w:rPr>
           <w:rFonts w:hint="eastAsia"/>
-          <w:color w:val="262626" w:themeColor="text1" w:themeTint="D9"/>
         </w:rPr>
         <w:t>点击轻/中/重度标签时，将会出现文本输入框，此时可以在按照参考图、生成图对应输入框中输入描述。</w:t>
       </w:r>
@@ -825,22 +701,16 @@
         <w:pStyle w:val="afffff0"/>
         <w:spacing w:before="62" w:after="62"/>
         <w:ind w:left="845" w:firstLine="0"/>
-        <w:rPr>
-          <w:rFonts w:hint="eastAsia"/>
-          <w:color w:val="262626" w:themeColor="text1" w:themeTint="D9"/>
-        </w:rPr>
       </w:pPr>
       <w:r>
         <w:rPr>
           <w:rFonts w:hint="eastAsia"/>
-          <w:color w:val="262626" w:themeColor="text1" w:themeTint="D9"/>
         </w:rPr>
         <w:t>点击“不适用”时，将一键把本题所有</w:t>
       </w:r>
       <w:r>
         <w:rPr>
           <w:rFonts w:hint="eastAsia"/>
-          <w:color w:val="262626" w:themeColor="text1" w:themeTint="D9"/>
         </w:rPr>
         <w:t>标签的对应条目记为不适用</w:t>
       </w:r>
@@ -853,14 +723,10 @@
           <w:numId w:val="18"/>
         </w:numPr>
         <w:spacing w:before="62" w:after="62"/>
-        <w:rPr>
-          <w:color w:val="262626" w:themeColor="text1" w:themeTint="D9"/>
-        </w:rPr>
       </w:pPr>
       <w:r>
         <w:rPr>
           <w:rFonts w:hint="eastAsia"/>
-          <w:color w:val="262626" w:themeColor="text1" w:themeTint="D9"/>
         </w:rPr>
         <w:t>参考图的描述输入框</w:t>
       </w:r>
@@ -873,14 +739,10 @@
           <w:numId w:val="18"/>
         </w:numPr>
         <w:spacing w:before="62" w:after="62"/>
-        <w:rPr>
-          <w:color w:val="262626" w:themeColor="text1" w:themeTint="D9"/>
-        </w:rPr>
       </w:pPr>
       <w:r>
         <w:rPr>
           <w:rFonts w:hint="eastAsia"/>
-          <w:color w:val="262626" w:themeColor="text1" w:themeTint="D9"/>
         </w:rPr>
         <w:t>模型图的描述输入框</w:t>
       </w:r>
@@ -893,14 +755,10 @@
           <w:numId w:val="18"/>
         </w:numPr>
         <w:spacing w:before="62" w:after="62"/>
-        <w:rPr>
-          <w:color w:val="262626" w:themeColor="text1" w:themeTint="D9"/>
-        </w:rPr>
       </w:pPr>
       <w:r>
         <w:rPr>
           <w:rFonts w:hint="eastAsia"/>
-          <w:color w:val="262626" w:themeColor="text1" w:themeTint="D9"/>
         </w:rPr>
         <w:t>分为“推送”和“强制”按钮。</w:t>
       </w:r>
@@ -910,14 +768,10 @@
         <w:pStyle w:val="afffff0"/>
         <w:spacing w:before="62" w:after="62"/>
         <w:ind w:left="845" w:firstLine="0"/>
-        <w:rPr>
-          <w:color w:val="262626" w:themeColor="text1" w:themeTint="D9"/>
-        </w:rPr>
       </w:pPr>
       <w:r>
         <w:rPr>
           <w:rFonts w:hint="eastAsia"/>
-          <w:color w:val="262626" w:themeColor="text1" w:themeTint="D9"/>
         </w:rPr>
         <w:t>点击推送按钮时，会把已经输入的参考图描述文字，复制到所有其他标签中，但不会影响其他标签已经填写的内容。</w:t>
       </w:r>
@@ -927,14 +781,10 @@
         <w:pStyle w:val="afffff0"/>
         <w:spacing w:before="62" w:after="62"/>
         <w:ind w:left="845" w:firstLine="0"/>
-        <w:rPr>
-          <w:color w:val="262626" w:themeColor="text1" w:themeTint="D9"/>
-        </w:rPr>
       </w:pPr>
       <w:r>
         <w:rPr>
           <w:rFonts w:hint="eastAsia"/>
-          <w:color w:val="262626" w:themeColor="text1" w:themeTint="D9"/>
         </w:rPr>
         <w:t>点击强制按钮时，不论其他标签对应的位置是否已填写，都会一概被改写为当前的文字。</w:t>
       </w:r>
@@ -944,17 +794,18 @@
         <w:pStyle w:val="afffff0"/>
         <w:spacing w:before="62" w:after="62"/>
         <w:ind w:left="845" w:firstLine="0"/>
-        <w:rPr>
-          <w:rFonts w:hint="eastAsia"/>
-          <w:color w:val="262626" w:themeColor="text1" w:themeTint="D9"/>
-        </w:rPr>
       </w:pPr>
       <w:r>
         <w:rPr>
           <w:rFonts w:hint="eastAsia"/>
-          <w:color w:val="262626" w:themeColor="text1" w:themeTint="D9"/>
         </w:rPr>
         <w:t>推送和强制按钮只影响参考图文字，不影响模型图文字</w:t>
+      </w:r>
+      <w:r>
+        <w:rPr>
+          <w:rFonts w:hint="eastAsia"/>
+        </w:rPr>
+        <w:t>。</w:t>
       </w:r>
     </w:p>
     <w:p>
@@ -965,30 +816,16 @@
           <w:numId w:val="18"/>
         </w:numPr>
         <w:spacing w:before="62" w:after="62"/>
-        <w:rPr>
-          <w:color w:val="262626" w:themeColor="text1" w:themeTint="D9"/>
-        </w:rPr>
       </w:pPr>
       <w:r>
         <w:rPr>
           <w:rFonts w:hint="eastAsia"/>
-          <w:color w:val="262626" w:themeColor="text1" w:themeTint="D9"/>
         </w:rPr>
-        <w:t>评价优先度调整。大致可以认为，滑块向左滑动，则这一维</w:t>
+        <w:t>评价优先度调整。大致可以认为，滑块向左滑动，则这一维度变得</w:t>
       </w:r>
-      <w:proofErr w:type="gramStart"/>
       <w:r>
         <w:rPr>
           <w:rFonts w:hint="eastAsia"/>
-          <w:color w:val="262626" w:themeColor="text1" w:themeTint="D9"/>
-        </w:rPr>
-        <w:t>度变得</w:t>
-      </w:r>
-      <w:proofErr w:type="gramEnd"/>
-      <w:r>
-        <w:rPr>
-          <w:rFonts w:hint="eastAsia"/>
-          <w:color w:val="262626" w:themeColor="text1" w:themeTint="D9"/>
         </w:rPr>
         <w:lastRenderedPageBreak/>
         <w:t>不重要，向右滑动则</w:t>
@@ -996,38 +833,82 @@
       <w:r>
         <w:rPr>
           <w:rFonts w:hint="eastAsia"/>
-          <w:color w:val="262626" w:themeColor="text1" w:themeTint="D9"/>
         </w:rPr>
         <w:t>变得</w:t>
       </w:r>
       <w:r>
         <w:rPr>
           <w:rFonts w:hint="eastAsia"/>
-          <w:color w:val="262626" w:themeColor="text1" w:themeTint="D9"/>
         </w:rPr>
         <w:t>重要。</w:t>
       </w:r>
       <w:r>
         <w:rPr>
           <w:rFonts w:hint="eastAsia"/>
-          <w:color w:val="262626" w:themeColor="text1" w:themeTint="D9"/>
         </w:rPr>
-        <w:t>这是为了便于排序时做出区分度而设置的功能。滑动时会同步影响所有分组的对应条目。</w:t>
+        <w:t>这是为了便于排序时做出区分度而设置的功能。</w:t>
+      </w:r>
+      <w:r>
+        <w:rPr>
+          <w:rFonts w:hint="eastAsia"/>
+        </w:rPr>
+        <w:t>乘算时，</w:t>
+      </w:r>
+      <w:r>
+        <w:rPr>
+          <w:rFonts w:hint="eastAsia"/>
+        </w:rPr>
+        <w:t>滑动会同步影响所有分组的对应条目。</w:t>
+      </w:r>
+      <w:r>
+        <w:rPr>
+          <w:rFonts w:hint="eastAsia"/>
+        </w:rPr>
+        <w:t>加算时，只影响当前条目。</w:t>
+      </w:r>
+    </w:p>
+    <w:p>
+      <w:pPr>
+        <w:pStyle w:val="afffff0"/>
+        <w:spacing w:before="62" w:after="62"/>
+        <w:ind w:left="845" w:firstLine="0"/>
+        <w:rPr>
+          <w:rFonts w:hint="eastAsia"/>
+        </w:rPr>
+      </w:pPr>
+      <w:r>
+        <w:rPr>
+          <w:rFonts w:hint="eastAsia"/>
+        </w:rPr>
+        <w:t>具体来讲，乘算的区分方式，是认为某个维度整体重要/不重要，以做出区分。加算的区分方式，是对于整体评价相同的条目，再进一步微调以做出区分。</w:t>
+      </w:r>
+      <w:r>
+        <w:rPr>
+          <w:rFonts w:hint="eastAsia"/>
+        </w:rPr>
+        <w:t>在加算区分时可能出现相同评价而排名不同的情况，应该在</w:t>
+      </w:r>
+      <w:r>
+        <w:rPr>
+          <w:rFonts w:hint="eastAsia"/>
+        </w:rPr>
+        <w:t>模型图</w:t>
+      </w:r>
+      <w:r>
+        <w:rPr>
+          <w:rFonts w:hint="eastAsia"/>
+        </w:rPr>
+        <w:t>备注里做出说明，谁比谁更接近。</w:t>
       </w:r>
     </w:p>
     <w:p>
       <w:pPr>
         <w:spacing w:before="62" w:after="62"/>
         <w:ind w:left="425"/>
-        <w:rPr>
-          <w:rFonts w:hint="eastAsia"/>
-          <w:color w:val="262626" w:themeColor="text1" w:themeTint="D9"/>
-        </w:rPr>
       </w:pPr>
       <w:r>
         <w:rPr>
           <w:rFonts w:hint="eastAsia"/>
-          <w:color w:val="262626" w:themeColor="text1" w:themeTint="D9"/>
         </w:rPr>
         <w:t>在评价区域的所有修改都会同步到网页中，且会自动整理好格式，无需再复制粘贴。评价区域的内容在切换标签时会自动写入，但也</w:t>
       </w:r>
@@ -1049,9 +930,6 @@
           <w:numId w:val="17"/>
         </w:numPr>
         <w:spacing w:before="62" w:after="62"/>
-        <w:rPr>
-          <w:color w:val="262626" w:themeColor="text1" w:themeTint="D9"/>
-        </w:rPr>
       </w:pPr>
       <w:r>
         <w:rPr>
@@ -1065,21 +943,18 @@
       <w:r>
         <w:rPr>
           <w:rFonts w:hint="eastAsia"/>
-          <w:color w:val="262626" w:themeColor="text1" w:themeTint="D9"/>
         </w:rPr>
         <w:t>。点击</w:t>
       </w:r>
       <w:r>
         <w:rPr>
           <w:rFonts w:hint="eastAsia"/>
-          <w:color w:val="262626" w:themeColor="text1" w:themeTint="D9"/>
         </w:rPr>
         <w:t>右侧排序按钮，将自动根据先前做出的评价进行排序</w:t>
       </w:r>
       <w:r>
         <w:rPr>
           <w:rFonts w:hint="eastAsia"/>
-          <w:color w:val="262626" w:themeColor="text1" w:themeTint="D9"/>
         </w:rPr>
         <w:t>，并写入网页。若在网页上已经点击了排序的“确认”按钮，应先点击“修改”变为可排序状态后，再使用该功能。</w:t>
       </w:r>
@@ -1089,14 +964,10 @@
         <w:pStyle w:val="afffff0"/>
         <w:spacing w:before="62" w:after="62"/>
         <w:ind w:left="360" w:firstLine="0"/>
-        <w:rPr>
-          <w:color w:val="262626" w:themeColor="text1" w:themeTint="D9"/>
-        </w:rPr>
       </w:pPr>
       <w:r>
         <w:rPr>
           <w:rFonts w:hint="eastAsia"/>
-          <w:color w:val="262626" w:themeColor="text1" w:themeTint="D9"/>
         </w:rPr>
         <w:t>可以切换按总分排序，还是按照错误数量优先进行排序。</w:t>
       </w:r>
@@ -1106,9 +977,6 @@
         <w:pStyle w:val="afffff0"/>
         <w:spacing w:before="62" w:after="62"/>
         <w:ind w:left="360" w:firstLine="0"/>
-        <w:rPr>
-          <w:color w:val="262626" w:themeColor="text1" w:themeTint="D9"/>
-        </w:rPr>
       </w:pPr>
       <w:r>
         <w:rPr>
@@ -1122,92 +990,66 @@
       <w:r>
         <w:rPr>
           <w:rFonts w:hint="eastAsia"/>
-          <w:color w:val="262626" w:themeColor="text1" w:themeTint="D9"/>
         </w:rPr>
         <w:t>：</w:t>
       </w:r>
       <w:r>
         <w:rPr>
           <w:rFonts w:hint="eastAsia"/>
-          <w:color w:val="262626" w:themeColor="text1" w:themeTint="D9"/>
         </w:rPr>
         <w:t>是计分制。对于每个模型图，每个“轻度”不一致初始计</w:t>
       </w:r>
       <w:r>
-        <w:rPr>
-          <w:color w:val="262626" w:themeColor="text1" w:themeTint="D9"/>
-        </w:rPr>
         <w:t>-100</w:t>
       </w:r>
       <w:r>
         <w:rPr>
           <w:rFonts w:hint="eastAsia"/>
-          <w:color w:val="262626" w:themeColor="text1" w:themeTint="D9"/>
         </w:rPr>
         <w:t>分，“中度”计-</w:t>
       </w:r>
       <w:r>
-        <w:rPr>
-          <w:color w:val="262626" w:themeColor="text1" w:themeTint="D9"/>
-        </w:rPr>
         <w:t>301</w:t>
       </w:r>
       <w:r>
         <w:rPr>
           <w:rFonts w:hint="eastAsia"/>
-          <w:color w:val="262626" w:themeColor="text1" w:themeTint="D9"/>
         </w:rPr>
         <w:t>分，“重度”计-</w:t>
       </w:r>
       <w:r>
-        <w:rPr>
-          <w:color w:val="262626" w:themeColor="text1" w:themeTint="D9"/>
-        </w:rPr>
         <w:t>710</w:t>
       </w:r>
       <w:r>
         <w:rPr>
           <w:rFonts w:hint="eastAsia"/>
-          <w:color w:val="262626" w:themeColor="text1" w:themeTint="D9"/>
         </w:rPr>
         <w:t>分。分数越高排名越高。此外，还可以通过控制4</w:t>
       </w:r>
       <w:r>
-        <w:rPr>
-          <w:color w:val="262626" w:themeColor="text1" w:themeTint="D9"/>
-        </w:rPr>
         <w:t>.5</w:t>
       </w:r>
       <w:r>
         <w:rPr>
           <w:rFonts w:hint="eastAsia"/>
-          <w:color w:val="262626" w:themeColor="text1" w:themeTint="D9"/>
         </w:rPr>
         <w:t>提到的优先级滑块，赋予该条目从“×</w:t>
       </w:r>
       <w:r>
-        <w:rPr>
-          <w:color w:val="262626" w:themeColor="text1" w:themeTint="D9"/>
-        </w:rPr>
         <w:t>10</w:t>
       </w:r>
       <w:r>
         <w:rPr>
           <w:rFonts w:hint="eastAsia"/>
-          <w:color w:val="262626" w:themeColor="text1" w:themeTint="D9"/>
         </w:rPr>
         <w:t>”到“×0</w:t>
       </w:r>
       <w:r>
-        <w:rPr>
-          <w:color w:val="262626" w:themeColor="text1" w:themeTint="D9"/>
-        </w:rPr>
         <w:t>.1</w:t>
       </w:r>
       <w:r>
         <w:rPr>
           <w:rFonts w:hint="eastAsia"/>
-          <w:color w:val="262626" w:themeColor="text1" w:themeTint="D9"/>
         </w:rPr>
         <w:t>”不等的权重系数，以实现对某一维度重要性的把控。</w:t>
       </w:r>
@@ -1218,7 +1060,6 @@
         <w:spacing w:before="62" w:after="62"/>
         <w:ind w:left="360" w:firstLine="0"/>
         <w:rPr>
-          <w:rFonts w:hint="eastAsia"/>
           <w:b/>
           <w:bCs/>
           <w:color w:val="FF0000"/>
@@ -1227,14 +1068,12 @@
       <w:r>
         <w:rPr>
           <w:rFonts w:hint="eastAsia"/>
-          <w:color w:val="262626" w:themeColor="text1" w:themeTint="D9"/>
         </w:rPr>
         <w:t>可以</w:t>
       </w:r>
       <w:r>
         <w:rPr>
           <w:rFonts w:hint="eastAsia"/>
-          <w:color w:val="262626" w:themeColor="text1" w:themeTint="D9"/>
         </w:rPr>
         <w:t>通过信息按钮进行调整，而实现对计分的改变</w:t>
       </w:r>
@@ -1247,9 +1086,6 @@
           <w:numId w:val="17"/>
         </w:numPr>
         <w:spacing w:before="62" w:after="62"/>
-        <w:rPr>
-          <w:color w:val="262626" w:themeColor="text1" w:themeTint="D9"/>
-        </w:rPr>
       </w:pPr>
       <w:r>
         <w:rPr>
@@ -1263,14 +1099,12 @@
       <w:r>
         <w:rPr>
           <w:rFonts w:hint="eastAsia"/>
-          <w:color w:val="262626" w:themeColor="text1" w:themeTint="D9"/>
         </w:rPr>
         <w:t>。点击后打开信息窗口。在窗口中可以进行设置。</w:t>
       </w:r>
       <w:r>
         <w:rPr>
           <w:rFonts w:hint="eastAsia"/>
-          <w:color w:val="262626" w:themeColor="text1" w:themeTint="D9"/>
         </w:rPr>
         <w:t>如下：</w:t>
       </w:r>
@@ -1281,14 +1115,12 @@
         <w:spacing w:before="62" w:after="62"/>
         <w:ind w:left="360" w:firstLine="0"/>
         <w:jc w:val="center"/>
-        <w:rPr>
-          <w:color w:val="262626" w:themeColor="text1" w:themeTint="D9"/>
-        </w:rPr>
       </w:pPr>
       <w:r>
         <w:rPr>
           <w:noProof/>
         </w:rPr>
+        <w:lastRenderedPageBreak/>
         <w:drawing>
           <wp:inline distT="0" distB="0" distL="0" distR="0" wp14:anchorId="47F5CEAB" wp14:editId="3C065701">
             <wp:extent cx="3895725" cy="3721553"/>
@@ -1334,56 +1166,42 @@
           <w:numId w:val="19"/>
         </w:numPr>
         <w:spacing w:before="62" w:after="62"/>
-        <w:rPr>
-          <w:color w:val="262626" w:themeColor="text1" w:themeTint="D9"/>
-        </w:rPr>
       </w:pPr>
       <w:r>
         <w:rPr>
           <w:rFonts w:hint="eastAsia"/>
-          <w:color w:val="262626" w:themeColor="text1" w:themeTint="D9"/>
         </w:rPr>
-        <w:lastRenderedPageBreak/>
-        <w:t>改变排序的优先级。一般</w:t>
+        <w:t>改变排序的优先级。</w:t>
       </w:r>
       <w:r>
         <w:rPr>
           <w:rFonts w:hint="eastAsia"/>
-          <w:b/>
-          <w:bCs/>
-          <w:color w:val="FF0000"/>
         </w:rPr>
-        <w:t>应该选择第二项</w:t>
+        <w:t>选择第二项“不一致数量优先”</w:t>
       </w:r>
       <w:r>
         <w:rPr>
           <w:rFonts w:hint="eastAsia"/>
-          <w:color w:val="262626" w:themeColor="text1" w:themeTint="D9"/>
         </w:rPr>
-        <w:t>。</w:t>
+        <w:t>时，</w:t>
       </w:r>
       <w:r>
         <w:rPr>
           <w:rFonts w:hint="eastAsia"/>
-          <w:color w:val="262626" w:themeColor="text1" w:themeTint="D9"/>
         </w:rPr>
-        <w:t>此时，不</w:t>
+        <w:t>会优先把</w:t>
       </w:r>
-      <w:proofErr w:type="gramStart"/>
       <w:r>
         <w:rPr>
           <w:rFonts w:hint="eastAsia"/>
-          <w:color w:val="262626" w:themeColor="text1" w:themeTint="D9"/>
         </w:rPr>
-        <w:t>一致维度少</w:t>
+        <w:t>不一致维度少的排在前面，一样多时再以总分区别</w:t>
       </w:r>
-      <w:proofErr w:type="gramEnd"/>
       <w:r>
         <w:rPr>
           <w:rFonts w:hint="eastAsia"/>
-          <w:color w:val="262626" w:themeColor="text1" w:themeTint="D9"/>
         </w:rPr>
-        <w:t>的会被排在前面，一样多时再以总分区别</w:t>
+        <w:t>。</w:t>
       </w:r>
     </w:p>
     <w:p>
@@ -1394,94 +1212,70 @@
           <w:numId w:val="19"/>
         </w:numPr>
         <w:spacing w:before="62" w:after="62"/>
-        <w:rPr>
-          <w:color w:val="262626" w:themeColor="text1" w:themeTint="D9"/>
-        </w:rPr>
       </w:pPr>
       <w:r>
         <w:rPr>
           <w:rFonts w:hint="eastAsia"/>
-          <w:color w:val="262626" w:themeColor="text1" w:themeTint="D9"/>
         </w:rPr>
         <w:t>改变计分的分值。一般可以不做改变。</w:t>
+      </w:r>
+      <w:r>
+        <w:rPr>
+          <w:rFonts w:hint="eastAsia"/>
+        </w:rPr>
+        <w:t>改变的情况</w:t>
+      </w:r>
+      <w:r>
+        <w:rPr>
+          <w:rFonts w:hint="eastAsia"/>
+        </w:rPr>
+        <w:t>注意维持负数。</w:t>
       </w:r>
     </w:p>
     <w:p>
       <w:pPr>
         <w:spacing w:before="62" w:after="62"/>
         <w:ind w:left="425"/>
-        <w:rPr>
-          <w:rFonts w:hint="eastAsia"/>
-          <w:color w:val="262626" w:themeColor="text1" w:themeTint="D9"/>
-        </w:rPr>
       </w:pPr>
       <w:r>
         <w:rPr>
           <w:rFonts w:hint="eastAsia"/>
-          <w:color w:val="262626" w:themeColor="text1" w:themeTint="D9"/>
         </w:rPr>
         <w:t>页面左侧为测试用信息。右上方有A</w:t>
       </w:r>
       <w:r>
-        <w:rPr>
-          <w:color w:val="262626" w:themeColor="text1" w:themeTint="D9"/>
-        </w:rPr>
         <w:t>PI</w:t>
       </w:r>
       <w:r>
         <w:rPr>
           <w:rFonts w:hint="eastAsia"/>
-          <w:color w:val="262626" w:themeColor="text1" w:themeTint="D9"/>
         </w:rPr>
         <w:t>输入栏。如果持有“智谱大模型”的API密钥，可以输入，此时即可调用大模型来进行图片对比。</w:t>
       </w:r>
       <w:r>
         <w:rPr>
           <w:rFonts w:hint="eastAsia"/>
-          <w:color w:val="262626" w:themeColor="text1" w:themeTint="D9"/>
         </w:rPr>
         <w:t>不输入也不影响做题</w:t>
       </w:r>
       <w:r>
         <w:rPr>
           <w:rFonts w:hint="eastAsia"/>
-          <w:color w:val="262626" w:themeColor="text1" w:themeTint="D9"/>
         </w:rPr>
         <w:t>，但A</w:t>
       </w:r>
       <w:r>
-        <w:rPr>
-          <w:color w:val="262626" w:themeColor="text1" w:themeTint="D9"/>
-        </w:rPr>
         <w:t>I</w:t>
       </w:r>
       <w:r>
         <w:rPr>
           <w:rFonts w:hint="eastAsia"/>
-          <w:color w:val="262626" w:themeColor="text1" w:themeTint="D9"/>
         </w:rPr>
-        <w:t>对比将</w:t>
-      </w:r>
-      <w:proofErr w:type="gramStart"/>
-      <w:r>
-        <w:rPr>
-          <w:rFonts w:hint="eastAsia"/>
-          <w:color w:val="262626" w:themeColor="text1" w:themeTint="D9"/>
-        </w:rPr>
-        <w:t>不</w:t>
-      </w:r>
-      <w:proofErr w:type="gramEnd"/>
-      <w:r>
-        <w:rPr>
-          <w:rFonts w:hint="eastAsia"/>
-          <w:color w:val="262626" w:themeColor="text1" w:themeTint="D9"/>
-        </w:rPr>
-        <w:t>可用</w:t>
+        <w:t>对比将不可用</w:t>
       </w:r>
       <w:r>
         <w:rPr>
           <w:rFonts w:hint="eastAsia"/>
-          <w:color w:val="262626" w:themeColor="text1" w:themeTint="D9"/>
         </w:rPr>
         <w:t>。</w:t>
       </w:r>
@@ -1489,24 +1283,24 @@
     <w:p>
       <w:pPr>
         <w:spacing w:before="62" w:after="62"/>
-        <w:rPr>
-          <w:rFonts w:hint="eastAsia"/>
-          <w:color w:val="262626" w:themeColor="text1" w:themeTint="D9"/>
-        </w:rPr>
       </w:pPr>
       <w:r>
         <w:rPr>
           <w:rFonts w:hint="eastAsia"/>
-          <w:color w:val="262626" w:themeColor="text1" w:themeTint="D9"/>
         </w:rPr>
         <w:t>题目完成后，点击“返回原页面”或“解析”按钮，返回</w:t>
       </w:r>
       <w:r>
         <w:rPr>
           <w:rFonts w:hint="eastAsia"/>
-          <w:color w:val="262626" w:themeColor="text1" w:themeTint="D9"/>
         </w:rPr>
-        <w:t>原网页。信息应当已被自动填写完毕。此时</w:t>
+        <w:t>原网页。信息应当已被自动填写完毕</w:t>
+      </w:r>
+      <w:r>
+        <w:rPr>
+          <w:rFonts w:hint="eastAsia"/>
+        </w:rPr>
+        <w:t>。推荐拖动网页检查一下是否有空位，然后</w:t>
       </w:r>
       <w:r>
         <w:rPr>
@@ -1544,14 +1338,12 @@
       <w:r>
         <w:rPr>
           <w:rFonts w:hint="eastAsia"/>
-          <w:color w:val="262626" w:themeColor="text1" w:themeTint="D9"/>
         </w:rPr>
         <w:t>，</w:t>
       </w:r>
       <w:r>
         <w:rPr>
           <w:rFonts w:hint="eastAsia"/>
-          <w:color w:val="262626" w:themeColor="text1" w:themeTint="D9"/>
         </w:rPr>
         <w:t>再点击提交，进行下一题的操作。</w:t>
       </w:r>
@@ -1559,10 +1351,6 @@
     <w:p>
       <w:pPr>
         <w:spacing w:before="62" w:after="62"/>
-        <w:rPr>
-          <w:rFonts w:hint="eastAsia"/>
-          <w:color w:val="262626" w:themeColor="text1" w:themeTint="D9"/>
-        </w:rPr>
       </w:pPr>
     </w:p>
     <w:sectPr>
@@ -1584,14 +1372,8 @@
       <w:pPr>
         <w:spacing w:before="48" w:after="48" w:line="240" w:lineRule="auto"/>
         <w:ind w:firstLine="480"/>
-        <w:rPr>
-          <w:color w:val="262626" w:themeColor="text1" w:themeTint="D9"/>
-        </w:rPr>
       </w:pPr>
       <w:r>
-        <w:rPr>
-          <w:color w:val="262626" w:themeColor="text1" w:themeTint="D9"/>
-        </w:rPr>
         <w:separator/>
       </w:r>
     </w:p>
@@ -1601,14 +1383,8 @@
       <w:pPr>
         <w:spacing w:before="48" w:after="48" w:line="240" w:lineRule="auto"/>
         <w:ind w:firstLine="480"/>
-        <w:rPr>
-          <w:color w:val="262626" w:themeColor="text1" w:themeTint="D9"/>
-        </w:rPr>
       </w:pPr>
       <w:r>
-        <w:rPr>
-          <w:color w:val="262626" w:themeColor="text1" w:themeTint="D9"/>
-        </w:rPr>
         <w:continuationSeparator/>
       </w:r>
     </w:p>
@@ -1622,9 +1398,6 @@
     <w:pPr>
       <w:pStyle w:val="aff6"/>
       <w:spacing w:before="48" w:after="48"/>
-      <w:rPr>
-        <w:color w:val="262626" w:themeColor="text1" w:themeTint="D9"/>
-      </w:rPr>
     </w:pPr>
   </w:p>
 </w:ftr>
@@ -1637,14 +1410,8 @@
       <w:pPr>
         <w:spacing w:before="48" w:after="48"/>
         <w:ind w:firstLine="480"/>
-        <w:rPr>
-          <w:color w:val="262626" w:themeColor="text1" w:themeTint="D9"/>
-        </w:rPr>
       </w:pPr>
       <w:r>
-        <w:rPr>
-          <w:color w:val="262626" w:themeColor="text1" w:themeTint="D9"/>
-        </w:rPr>
         <w:separator/>
       </w:r>
     </w:p>
@@ -1654,14 +1421,8 @@
       <w:pPr>
         <w:spacing w:before="48" w:after="48"/>
         <w:ind w:firstLine="480"/>
-        <w:rPr>
-          <w:color w:val="262626" w:themeColor="text1" w:themeTint="D9"/>
-        </w:rPr>
       </w:pPr>
       <w:r>
-        <w:rPr>
-          <w:color w:val="262626" w:themeColor="text1" w:themeTint="D9"/>
-        </w:rPr>
         <w:continuationSeparator/>
       </w:r>
     </w:p>
@@ -3273,9 +3034,6 @@
       <w:ind w:leftChars="400" w:left="100" w:hangingChars="200" w:hanging="200"/>
       <w:contextualSpacing/>
     </w:pPr>
-    <w:rPr>
-      <w:color w:val="262626" w:themeColor="text1" w:themeTint="D9"/>
-    </w:rPr>
   </w:style>
   <w:style w:type="paragraph" w:styleId="TOC7">
     <w:name w:val="toc 7"/>
@@ -3288,9 +3046,6 @@
     <w:pPr>
       <w:ind w:leftChars="1200" w:left="2520"/>
     </w:pPr>
-    <w:rPr>
-      <w:color w:val="262626" w:themeColor="text1" w:themeTint="D9"/>
-    </w:rPr>
   </w:style>
   <w:style w:type="paragraph" w:styleId="20">
     <w:name w:val="List Number 2"/>
@@ -3305,9 +3060,6 @@
       </w:numPr>
       <w:contextualSpacing/>
     </w:pPr>
-    <w:rPr>
-      <w:color w:val="262626" w:themeColor="text1" w:themeTint="D9"/>
-    </w:rPr>
   </w:style>
   <w:style w:type="paragraph" w:styleId="aa">
     <w:name w:val="table of authorities"/>
@@ -3320,9 +3072,6 @@
     <w:pPr>
       <w:ind w:leftChars="200" w:left="420"/>
     </w:pPr>
-    <w:rPr>
-      <w:color w:val="262626" w:themeColor="text1" w:themeTint="D9"/>
-    </w:rPr>
   </w:style>
   <w:style w:type="paragraph" w:styleId="ab">
     <w:name w:val="Note Heading"/>
@@ -3338,7 +3087,6 @@
     </w:pPr>
     <w:rPr>
       <w:rFonts w:ascii="MiSans" w:eastAsia="MiSans" w:hAnsi="MiSans" w:cstheme="minorBidi"/>
-      <w:color w:val="262626" w:themeColor="text1" w:themeTint="D9"/>
     </w:rPr>
   </w:style>
   <w:style w:type="paragraph" w:styleId="4">
@@ -3350,9 +3098,6 @@
         <w:numId w:val="2"/>
       </w:numPr>
     </w:pPr>
-    <w:rPr>
-      <w:color w:val="262626" w:themeColor="text1" w:themeTint="D9"/>
-    </w:rPr>
   </w:style>
   <w:style w:type="paragraph" w:styleId="80">
     <w:name w:val="index 8"/>
@@ -3363,9 +3108,6 @@
     <w:pPr>
       <w:ind w:leftChars="1400" w:left="1400"/>
     </w:pPr>
-    <w:rPr>
-      <w:color w:val="262626" w:themeColor="text1" w:themeTint="D9"/>
-    </w:rPr>
   </w:style>
   <w:style w:type="paragraph" w:styleId="ad">
     <w:name w:val="E-mail Signature"/>
@@ -3377,7 +3119,6 @@
     <w:qFormat/>
     <w:rPr>
       <w:rFonts w:ascii="MiSans" w:eastAsia="MiSans" w:hAnsi="MiSans" w:cstheme="minorBidi"/>
-      <w:color w:val="262626" w:themeColor="text1" w:themeTint="D9"/>
     </w:rPr>
   </w:style>
   <w:style w:type="paragraph" w:styleId="a2">
@@ -3393,9 +3134,6 @@
       </w:numPr>
       <w:contextualSpacing/>
     </w:pPr>
-    <w:rPr>
-      <w:color w:val="262626" w:themeColor="text1" w:themeTint="D9"/>
-    </w:rPr>
   </w:style>
   <w:style w:type="paragraph" w:styleId="af">
     <w:name w:val="Normal Indent"/>
@@ -3404,9 +3142,6 @@
     <w:pPr>
       <w:ind w:firstLine="420"/>
     </w:pPr>
-    <w:rPr>
-      <w:color w:val="262626" w:themeColor="text1" w:themeTint="D9"/>
-    </w:rPr>
   </w:style>
   <w:style w:type="paragraph" w:styleId="af0">
     <w:name w:val="caption"/>
@@ -3418,7 +3153,6 @@
       <w:spacing w:before="62" w:after="62"/>
     </w:pPr>
     <w:rPr>
-      <w:color w:val="262626" w:themeColor="text1" w:themeTint="D9"/>
       <w:sz w:val="20"/>
       <w:szCs w:val="20"/>
     </w:rPr>
@@ -3432,9 +3166,6 @@
     <w:pPr>
       <w:ind w:leftChars="800" w:left="800"/>
     </w:pPr>
-    <w:rPr>
-      <w:color w:val="262626" w:themeColor="text1" w:themeTint="D9"/>
-    </w:rPr>
   </w:style>
   <w:style w:type="paragraph" w:styleId="a">
     <w:name w:val="List Bullet"/>
@@ -3450,9 +3181,6 @@
       </w:tabs>
       <w:ind w:leftChars="100" w:left="302"/>
     </w:pPr>
-    <w:rPr>
-      <w:color w:val="262626" w:themeColor="text1" w:themeTint="D9"/>
-    </w:rPr>
   </w:style>
   <w:style w:type="paragraph" w:styleId="af1">
     <w:name w:val="envelope address"/>
@@ -3467,7 +3195,6 @@
     </w:pPr>
     <w:rPr>
       <w:rFonts w:cstheme="majorBidi"/>
-      <w:color w:val="262626" w:themeColor="text1" w:themeTint="D9"/>
     </w:rPr>
   </w:style>
   <w:style w:type="paragraph" w:styleId="af2">
@@ -3477,7 +3204,6 @@
     <w:qFormat/>
     <w:rPr>
       <w:rFonts w:ascii="仓耳渔阳体 W02" w:eastAsia="仓耳渔阳体 W02" w:hAnsi="仓耳渔阳体 W02"/>
-      <w:color w:val="262626" w:themeColor="text1" w:themeTint="D9"/>
       <w:sz w:val="18"/>
       <w:szCs w:val="18"/>
     </w:rPr>
@@ -3495,7 +3221,6 @@
     </w:pPr>
     <w:rPr>
       <w:rFonts w:cstheme="majorBidi"/>
-      <w:color w:val="262626" w:themeColor="text1" w:themeTint="D9"/>
     </w:rPr>
   </w:style>
   <w:style w:type="paragraph" w:styleId="af5">
@@ -3506,9 +3231,6 @@
       <w:spacing w:before="62" w:after="62"/>
       <w:jc w:val="left"/>
     </w:pPr>
-    <w:rPr>
-      <w:color w:val="262626" w:themeColor="text1" w:themeTint="D9"/>
-    </w:rPr>
   </w:style>
   <w:style w:type="paragraph" w:styleId="60">
     <w:name w:val="index 6"/>
@@ -3519,9 +3241,6 @@
     <w:pPr>
       <w:ind w:leftChars="1000" w:left="1000"/>
     </w:pPr>
-    <w:rPr>
-      <w:color w:val="262626" w:themeColor="text1" w:themeTint="D9"/>
-    </w:rPr>
   </w:style>
   <w:style w:type="paragraph" w:styleId="af6">
     <w:name w:val="Salutation"/>
@@ -3536,7 +3255,6 @@
     <w:rPr>
       <w:b/>
       <w:bCs/>
-      <w:color w:val="262626" w:themeColor="text1" w:themeTint="D9"/>
     </w:rPr>
   </w:style>
   <w:style w:type="paragraph" w:styleId="34">
@@ -3546,7 +3264,6 @@
     <w:qFormat/>
     <w:rPr>
       <w:rFonts w:ascii="仓耳渔阳体 W02" w:eastAsia="仓耳渔阳体 W02" w:hAnsi="仓耳渔阳体 W02"/>
-      <w:color w:val="262626" w:themeColor="text1" w:themeTint="D9"/>
       <w:sz w:val="16"/>
       <w:szCs w:val="16"/>
     </w:rPr>
@@ -3564,7 +3281,6 @@
     </w:pPr>
     <w:rPr>
       <w:rFonts w:ascii="MiSans" w:eastAsia="MiSans" w:hAnsi="MiSans" w:cstheme="minorBidi"/>
-      <w:color w:val="262626" w:themeColor="text1" w:themeTint="D9"/>
     </w:rPr>
   </w:style>
   <w:style w:type="paragraph" w:styleId="3">
@@ -3576,9 +3292,6 @@
         <w:numId w:val="5"/>
       </w:numPr>
     </w:pPr>
-    <w:rPr>
-      <w:color w:val="262626" w:themeColor="text1" w:themeTint="D9"/>
-    </w:rPr>
   </w:style>
   <w:style w:type="paragraph" w:styleId="afa">
     <w:name w:val="Body Text"/>
@@ -3587,7 +3300,6 @@
     <w:qFormat/>
     <w:rPr>
       <w:rFonts w:cs="汉仪君黑-45简"/>
-      <w:color w:val="262626" w:themeColor="text1" w:themeTint="D9"/>
     </w:rPr>
   </w:style>
   <w:style w:type="paragraph" w:styleId="afc">
@@ -3600,7 +3312,6 @@
     </w:pPr>
     <w:rPr>
       <w:rFonts w:ascii="仓耳渔阳体 W02" w:eastAsia="仓耳渔阳体 W02" w:hAnsi="仓耳渔阳体 W02"/>
-      <w:color w:val="262626" w:themeColor="text1" w:themeTint="D9"/>
     </w:rPr>
   </w:style>
   <w:style w:type="paragraph" w:styleId="30">
@@ -3616,9 +3327,6 @@
       </w:numPr>
       <w:contextualSpacing/>
     </w:pPr>
-    <w:rPr>
-      <w:color w:val="262626" w:themeColor="text1" w:themeTint="D9"/>
-    </w:rPr>
   </w:style>
   <w:style w:type="paragraph" w:styleId="23">
     <w:name w:val="List 2"/>
@@ -3631,9 +3339,6 @@
       <w:ind w:leftChars="200" w:left="100" w:hangingChars="200" w:hanging="200"/>
       <w:contextualSpacing/>
     </w:pPr>
-    <w:rPr>
-      <w:color w:val="262626" w:themeColor="text1" w:themeTint="D9"/>
-    </w:rPr>
   </w:style>
   <w:style w:type="paragraph" w:styleId="afe">
     <w:name w:val="List Continue"/>
@@ -3643,9 +3348,6 @@
       <w:spacing w:afterLines="0" w:after="120"/>
       <w:ind w:leftChars="200" w:left="420"/>
     </w:pPr>
-    <w:rPr>
-      <w:color w:val="262626" w:themeColor="text1" w:themeTint="D9"/>
-    </w:rPr>
   </w:style>
   <w:style w:type="paragraph" w:styleId="aff">
     <w:name w:val="Block Text"/>
@@ -3654,9 +3356,6 @@
     <w:pPr>
       <w:ind w:leftChars="700" w:left="1440" w:rightChars="700" w:right="1440"/>
     </w:pPr>
-    <w:rPr>
-      <w:color w:val="262626" w:themeColor="text1" w:themeTint="D9"/>
-    </w:rPr>
   </w:style>
   <w:style w:type="paragraph" w:styleId="2">
     <w:name w:val="List Bullet 2"/>
@@ -3667,9 +3366,6 @@
         <w:numId w:val="7"/>
       </w:numPr>
     </w:pPr>
-    <w:rPr>
-      <w:color w:val="262626" w:themeColor="text1" w:themeTint="D9"/>
-    </w:rPr>
   </w:style>
   <w:style w:type="paragraph" w:styleId="HTML">
     <w:name w:val="HTML Address"/>
@@ -3680,7 +3376,6 @@
       <w:rFonts w:ascii="仓耳渔阳体 W02" w:eastAsia="仓耳渔阳体 W02" w:hAnsi="仓耳渔阳体 W02"/>
       <w:i/>
       <w:iCs/>
-      <w:color w:val="262626" w:themeColor="text1" w:themeTint="D9"/>
     </w:rPr>
   </w:style>
   <w:style w:type="paragraph" w:styleId="43">
@@ -3692,9 +3387,6 @@
     <w:pPr>
       <w:ind w:leftChars="600" w:left="600"/>
     </w:pPr>
-    <w:rPr>
-      <w:color w:val="262626" w:themeColor="text1" w:themeTint="D9"/>
-    </w:rPr>
   </w:style>
   <w:style w:type="paragraph" w:styleId="TOC5">
     <w:name w:val="toc 5"/>
@@ -3707,9 +3399,6 @@
     <w:pPr>
       <w:ind w:leftChars="800" w:left="1680"/>
     </w:pPr>
-    <w:rPr>
-      <w:color w:val="262626" w:themeColor="text1" w:themeTint="D9"/>
-    </w:rPr>
   </w:style>
   <w:style w:type="paragraph" w:styleId="TOC3">
     <w:name w:val="toc 3"/>
@@ -3722,9 +3411,6 @@
     <w:pPr>
       <w:ind w:leftChars="400" w:left="840"/>
     </w:pPr>
-    <w:rPr>
-      <w:color w:val="262626" w:themeColor="text1" w:themeTint="D9"/>
-    </w:rPr>
   </w:style>
   <w:style w:type="paragraph" w:styleId="aff0">
     <w:name w:val="Plain Text"/>
@@ -3736,7 +3422,6 @@
     <w:qFormat/>
     <w:rPr>
       <w:rFonts w:ascii="MiSans" w:eastAsia="MiSans" w:hAnsi="MiSans" w:cs="Courier New"/>
-      <w:color w:val="262626" w:themeColor="text1" w:themeTint="D9"/>
     </w:rPr>
   </w:style>
   <w:style w:type="paragraph" w:styleId="50">
@@ -3748,9 +3433,6 @@
         <w:numId w:val="8"/>
       </w:numPr>
     </w:pPr>
-    <w:rPr>
-      <w:color w:val="262626" w:themeColor="text1" w:themeTint="D9"/>
-    </w:rPr>
   </w:style>
   <w:style w:type="paragraph" w:styleId="40">
     <w:name w:val="List Number 4"/>
@@ -3765,9 +3447,6 @@
       </w:numPr>
       <w:contextualSpacing/>
     </w:pPr>
-    <w:rPr>
-      <w:color w:val="262626" w:themeColor="text1" w:themeTint="D9"/>
-    </w:rPr>
   </w:style>
   <w:style w:type="paragraph" w:styleId="TOC8">
     <w:name w:val="toc 8"/>
@@ -3780,9 +3459,6 @@
     <w:pPr>
       <w:ind w:leftChars="1400" w:left="2940"/>
     </w:pPr>
-    <w:rPr>
-      <w:color w:val="262626" w:themeColor="text1" w:themeTint="D9"/>
-    </w:rPr>
   </w:style>
   <w:style w:type="paragraph" w:styleId="36">
     <w:name w:val="index 3"/>
@@ -3793,9 +3469,6 @@
     <w:pPr>
       <w:ind w:leftChars="400" w:left="400"/>
     </w:pPr>
-    <w:rPr>
-      <w:color w:val="262626" w:themeColor="text1" w:themeTint="D9"/>
-    </w:rPr>
   </w:style>
   <w:style w:type="paragraph" w:styleId="aff2">
     <w:name w:val="Date"/>
@@ -3809,7 +3482,6 @@
     <w:rPr>
       <w:b/>
       <w:bCs/>
-      <w:color w:val="262626" w:themeColor="text1" w:themeTint="D9"/>
     </w:rPr>
   </w:style>
   <w:style w:type="paragraph" w:styleId="24">
@@ -3822,7 +3494,6 @@
     </w:pPr>
     <w:rPr>
       <w:rFonts w:ascii="仓耳渔阳体 W02" w:eastAsia="仓耳渔阳体 W02" w:hAnsi="仓耳渔阳体 W02"/>
-      <w:color w:val="262626" w:themeColor="text1" w:themeTint="D9"/>
     </w:rPr>
   </w:style>
   <w:style w:type="paragraph" w:styleId="aff4">
@@ -3833,9 +3504,6 @@
       <w:spacing w:before="62" w:after="62"/>
       <w:jc w:val="left"/>
     </w:pPr>
-    <w:rPr>
-      <w:color w:val="262626" w:themeColor="text1" w:themeTint="D9"/>
-    </w:rPr>
   </w:style>
   <w:style w:type="paragraph" w:styleId="53">
     <w:name w:val="List Continue 5"/>
@@ -3849,9 +3517,6 @@
       <w:ind w:leftChars="1000" w:left="2100"/>
       <w:contextualSpacing/>
     </w:pPr>
-    <w:rPr>
-      <w:color w:val="262626" w:themeColor="text1" w:themeTint="D9"/>
-    </w:rPr>
   </w:style>
   <w:style w:type="paragraph" w:styleId="aff5">
     <w:name w:val="Balloon Text"/>
@@ -3861,7 +3526,6 @@
       <w:spacing w:before="62" w:after="62"/>
     </w:pPr>
     <w:rPr>
-      <w:color w:val="262626" w:themeColor="text1" w:themeTint="D9"/>
       <w:sz w:val="18"/>
       <w:szCs w:val="18"/>
     </w:rPr>
@@ -3880,7 +3544,6 @@
       <w:jc w:val="left"/>
     </w:pPr>
     <w:rPr>
-      <w:color w:val="262626" w:themeColor="text1" w:themeTint="D9"/>
       <w:sz w:val="18"/>
       <w:szCs w:val="18"/>
     </w:rPr>
@@ -3894,7 +3557,6 @@
     <w:qFormat/>
     <w:rPr>
       <w:rFonts w:cstheme="majorBidi"/>
-      <w:color w:val="262626" w:themeColor="text1" w:themeTint="D9"/>
     </w:rPr>
   </w:style>
   <w:style w:type="paragraph" w:styleId="aff9">
@@ -3916,7 +3578,6 @@
       <w:jc w:val="left"/>
     </w:pPr>
     <w:rPr>
-      <w:color w:val="262626" w:themeColor="text1" w:themeTint="D9"/>
       <w:sz w:val="18"/>
       <w:szCs w:val="18"/>
     </w:rPr>
@@ -3933,7 +3594,6 @@
     <w:rPr>
       <w:b/>
       <w:bCs/>
-      <w:color w:val="262626" w:themeColor="text1" w:themeTint="D9"/>
     </w:rPr>
   </w:style>
   <w:style w:type="paragraph" w:styleId="TOC1">
@@ -3944,9 +3604,6 @@
     <w:semiHidden/>
     <w:unhideWhenUsed/>
     <w:qFormat/>
-    <w:rPr>
-      <w:color w:val="262626" w:themeColor="text1" w:themeTint="D9"/>
-    </w:rPr>
   </w:style>
   <w:style w:type="paragraph" w:styleId="44">
     <w:name w:val="List Continue 4"/>
@@ -3960,9 +3617,6 @@
       <w:ind w:leftChars="800" w:left="1680"/>
       <w:contextualSpacing/>
     </w:pPr>
-    <w:rPr>
-      <w:color w:val="262626" w:themeColor="text1" w:themeTint="D9"/>
-    </w:rPr>
   </w:style>
   <w:style w:type="paragraph" w:styleId="TOC4">
     <w:name w:val="toc 4"/>
@@ -3975,9 +3629,6 @@
     <w:pPr>
       <w:ind w:leftChars="600" w:left="1260"/>
     </w:pPr>
-    <w:rPr>
-      <w:color w:val="262626" w:themeColor="text1" w:themeTint="D9"/>
-    </w:rPr>
   </w:style>
   <w:style w:type="paragraph" w:styleId="affc">
     <w:name w:val="index heading"/>
@@ -3988,7 +3639,6 @@
       <w:rFonts w:cstheme="majorBidi"/>
       <w:b/>
       <w:bCs/>
-      <w:color w:val="262626" w:themeColor="text1" w:themeTint="D9"/>
     </w:rPr>
   </w:style>
   <w:style w:type="paragraph" w:styleId="11">
@@ -3997,9 +3647,6 @@
     <w:next w:val="a4"/>
     <w:autoRedefine/>
     <w:qFormat/>
-    <w:rPr>
-      <w:color w:val="262626" w:themeColor="text1" w:themeTint="D9"/>
-    </w:rPr>
   </w:style>
   <w:style w:type="paragraph" w:styleId="affd">
     <w:name w:val="Subtitle"/>
@@ -4033,9 +3680,6 @@
       </w:numPr>
       <w:contextualSpacing/>
     </w:pPr>
-    <w:rPr>
-      <w:color w:val="262626" w:themeColor="text1" w:themeTint="D9"/>
-    </w:rPr>
   </w:style>
   <w:style w:type="paragraph" w:styleId="afff">
     <w:name w:val="List"/>
@@ -4048,9 +3692,6 @@
       <w:ind w:left="200" w:hangingChars="200" w:hanging="200"/>
       <w:contextualSpacing/>
     </w:pPr>
-    <w:rPr>
-      <w:color w:val="262626" w:themeColor="text1" w:themeTint="D9"/>
-    </w:rPr>
   </w:style>
   <w:style w:type="paragraph" w:styleId="afff0">
     <w:name w:val="footnote text"/>
@@ -4061,7 +3702,6 @@
       <w:jc w:val="left"/>
     </w:pPr>
     <w:rPr>
-      <w:color w:val="262626" w:themeColor="text1" w:themeTint="D9"/>
       <w:sz w:val="18"/>
       <w:szCs w:val="18"/>
     </w:rPr>
@@ -4077,9 +3717,6 @@
     <w:pPr>
       <w:ind w:leftChars="1000" w:left="2100"/>
     </w:pPr>
-    <w:rPr>
-      <w:color w:val="262626" w:themeColor="text1" w:themeTint="D9"/>
-    </w:rPr>
   </w:style>
   <w:style w:type="paragraph" w:styleId="54">
     <w:name w:val="List 5"/>
@@ -4092,9 +3729,6 @@
       <w:ind w:leftChars="800" w:left="100" w:hangingChars="200" w:hanging="200"/>
       <w:contextualSpacing/>
     </w:pPr>
-    <w:rPr>
-      <w:color w:val="262626" w:themeColor="text1" w:themeTint="D9"/>
-    </w:rPr>
   </w:style>
   <w:style w:type="paragraph" w:styleId="37">
     <w:name w:val="Body Text Indent 3"/>
@@ -4106,7 +3740,6 @@
     </w:pPr>
     <w:rPr>
       <w:rFonts w:ascii="仓耳渔阳体 W02" w:eastAsia="仓耳渔阳体 W02" w:hAnsi="仓耳渔阳体 W02"/>
-      <w:color w:val="262626" w:themeColor="text1" w:themeTint="D9"/>
       <w:sz w:val="16"/>
       <w:szCs w:val="16"/>
     </w:rPr>
@@ -4120,9 +3753,6 @@
     <w:pPr>
       <w:ind w:leftChars="1200" w:left="1200"/>
     </w:pPr>
-    <w:rPr>
-      <w:color w:val="262626" w:themeColor="text1" w:themeTint="D9"/>
-    </w:rPr>
   </w:style>
   <w:style w:type="paragraph" w:styleId="90">
     <w:name w:val="index 9"/>
@@ -4133,9 +3763,6 @@
     <w:pPr>
       <w:ind w:leftChars="1600" w:left="1600"/>
     </w:pPr>
-    <w:rPr>
-      <w:color w:val="262626" w:themeColor="text1" w:themeTint="D9"/>
-    </w:rPr>
   </w:style>
   <w:style w:type="paragraph" w:styleId="afff1">
     <w:name w:val="table of figures"/>
@@ -4148,9 +3775,6 @@
     <w:pPr>
       <w:ind w:leftChars="200" w:left="200" w:hangingChars="200" w:hanging="200"/>
     </w:pPr>
-    <w:rPr>
-      <w:color w:val="262626" w:themeColor="text1" w:themeTint="D9"/>
-    </w:rPr>
   </w:style>
   <w:style w:type="paragraph" w:styleId="TOC2">
     <w:name w:val="toc 2"/>
@@ -4163,9 +3787,6 @@
     <w:pPr>
       <w:ind w:leftChars="200" w:left="420"/>
     </w:pPr>
-    <w:rPr>
-      <w:color w:val="262626" w:themeColor="text1" w:themeTint="D9"/>
-    </w:rPr>
   </w:style>
   <w:style w:type="paragraph" w:styleId="TOC9">
     <w:name w:val="toc 9"/>
@@ -4178,9 +3799,6 @@
     <w:pPr>
       <w:ind w:leftChars="1600" w:left="3360"/>
     </w:pPr>
-    <w:rPr>
-      <w:color w:val="262626" w:themeColor="text1" w:themeTint="D9"/>
-    </w:rPr>
   </w:style>
   <w:style w:type="paragraph" w:styleId="26">
     <w:name w:val="Body Text 2"/>
@@ -4189,7 +3807,6 @@
     <w:qFormat/>
     <w:rPr>
       <w:rFonts w:ascii="仓耳渔阳体 W02" w:eastAsia="仓耳渔阳体 W02" w:hAnsi="仓耳渔阳体 W02"/>
-      <w:color w:val="262626" w:themeColor="text1" w:themeTint="D9"/>
     </w:rPr>
   </w:style>
   <w:style w:type="paragraph" w:styleId="45">
@@ -4204,9 +3821,6 @@
       <w:ind w:leftChars="600" w:left="100" w:hangingChars="200" w:hanging="200"/>
       <w:contextualSpacing/>
     </w:pPr>
-    <w:rPr>
-      <w:color w:val="262626" w:themeColor="text1" w:themeTint="D9"/>
-    </w:rPr>
   </w:style>
   <w:style w:type="paragraph" w:styleId="28">
     <w:name w:val="List Continue 2"/>
@@ -4220,9 +3834,6 @@
       <w:ind w:leftChars="400" w:left="840"/>
       <w:contextualSpacing/>
     </w:pPr>
-    <w:rPr>
-      <w:color w:val="262626" w:themeColor="text1" w:themeTint="D9"/>
-    </w:rPr>
   </w:style>
   <w:style w:type="paragraph" w:styleId="afff2">
     <w:name w:val="Message Header"/>
@@ -4244,7 +3855,6 @@
     </w:pPr>
     <w:rPr>
       <w:rFonts w:ascii="MiSans" w:eastAsia="MiSans" w:hAnsi="MiSans" w:cstheme="majorBidi"/>
-      <w:color w:val="262626" w:themeColor="text1" w:themeTint="D9"/>
       <w:shd w:val="pct20" w:color="auto" w:fill="auto"/>
     </w:rPr>
   </w:style>
@@ -4255,7 +3865,6 @@
     <w:qFormat/>
     <w:rPr>
       <w:rFonts w:ascii="仓耳渔阳体 W02" w:eastAsia="仓耳渔阳体 W02" w:hAnsi="仓耳渔阳体 W02" w:cs="Courier New"/>
-      <w:color w:val="262626" w:themeColor="text1" w:themeTint="D9"/>
     </w:rPr>
   </w:style>
   <w:style w:type="paragraph" w:styleId="afff4">
@@ -4269,7 +3878,6 @@
       <w:jc w:val="left"/>
     </w:pPr>
     <w:rPr>
-      <w:color w:val="262626" w:themeColor="text1" w:themeTint="D9"/>
       <w:kern w:val="0"/>
     </w:rPr>
   </w:style>
@@ -4285,9 +3893,6 @@
       <w:ind w:leftChars="600" w:left="1260"/>
       <w:contextualSpacing/>
     </w:pPr>
-    <w:rPr>
-      <w:color w:val="262626" w:themeColor="text1" w:themeTint="D9"/>
-    </w:rPr>
   </w:style>
   <w:style w:type="paragraph" w:styleId="29">
     <w:name w:val="index 2"/>
@@ -4298,9 +3903,6 @@
     <w:pPr>
       <w:ind w:leftChars="200" w:left="200"/>
     </w:pPr>
-    <w:rPr>
-      <w:color w:val="262626" w:themeColor="text1" w:themeTint="D9"/>
-    </w:rPr>
   </w:style>
   <w:style w:type="paragraph" w:styleId="afff6">
     <w:name w:val="Title"/>
@@ -4327,7 +3929,6 @@
     <w:rPr>
       <w:b/>
       <w:bCs/>
-      <w:color w:val="262626" w:themeColor="text1" w:themeTint="D9"/>
     </w:rPr>
   </w:style>
   <w:style w:type="paragraph" w:styleId="afff9">
@@ -4340,7 +3941,6 @@
     </w:pPr>
     <w:rPr>
       <w:rFonts w:ascii="仓耳渔阳体 W02" w:eastAsia="仓耳渔阳体 W02" w:hAnsi="仓耳渔阳体 W02"/>
-      <w:color w:val="262626" w:themeColor="text1" w:themeTint="D9"/>
     </w:rPr>
   </w:style>
   <w:style w:type="paragraph" w:styleId="2a">
@@ -4351,9 +3951,6 @@
     <w:pPr>
       <w:ind w:firstLine="420"/>
     </w:pPr>
-    <w:rPr>
-      <w:color w:val="262626" w:themeColor="text1" w:themeTint="D9"/>
-    </w:rPr>
   </w:style>
   <w:style w:type="table" w:styleId="afffb">
     <w:name w:val="Table Grid"/>
@@ -17802,9 +17399,6 @@
     <w:pPr>
       <w:ind w:firstLine="420"/>
     </w:pPr>
-    <w:rPr>
-      <w:color w:val="262626" w:themeColor="text1" w:themeTint="D9"/>
-    </w:rPr>
   </w:style>
   <w:style w:type="paragraph" w:customStyle="1" w:styleId="TOC10">
     <w:name w:val="TOC 标题1"/>
@@ -54348,9 +53942,6 @@
     <w:semiHidden/>
     <w:unhideWhenUsed/>
     <w:qFormat/>
-    <w:rPr>
-      <w:color w:val="262626" w:themeColor="text1" w:themeTint="D9"/>
-    </w:rPr>
   </w:style>
   <w:style w:type="character" w:customStyle="1" w:styleId="af3">
     <w:name w:val="文档结构图 字符"/>
@@ -54526,7 +54117,6 @@
     </w:pPr>
     <w:rPr>
       <w:rFonts w:hint="eastAsia"/>
-      <w:color w:val="262626" w:themeColor="text1" w:themeTint="D9"/>
     </w:rPr>
   </w:style>
   <w:style w:type="character" w:customStyle="1" w:styleId="afffffa">
@@ -54550,7 +54140,6 @@
     </w:pPr>
     <w:rPr>
       <w:b w:val="0"/>
-      <w:color w:val="262626" w:themeColor="text1" w:themeTint="D9"/>
       <w:kern w:val="28"/>
       <w:sz w:val="36"/>
       <w:szCs w:val="36"/>
@@ -54565,7 +54154,6 @@
     </w:pPr>
     <w:rPr>
       <w:rFonts w:hint="eastAsia"/>
-      <w:color w:val="262626" w:themeColor="text1" w:themeTint="D9"/>
     </w:rPr>
   </w:style>
   <w:style w:type="paragraph" w:customStyle="1" w:styleId="afffffd">
@@ -54613,7 +54201,6 @@
     </w:pPr>
     <w:rPr>
       <w:rFonts w:hint="eastAsia"/>
-      <w:color w:val="262626" w:themeColor="text1" w:themeTint="D9"/>
     </w:rPr>
   </w:style>
   <w:style w:type="paragraph" w:customStyle="1" w:styleId="affffff1">
@@ -54689,7 +54276,6 @@
     </w:pPr>
     <w:rPr>
       <w:rFonts w:hint="eastAsia"/>
-      <w:color w:val="262626" w:themeColor="text1" w:themeTint="D9"/>
     </w:rPr>
   </w:style>
   <w:style w:type="paragraph" w:customStyle="1" w:styleId="a3">
@@ -54731,7 +54317,6 @@
     <w:basedOn w:val="a4"/>
     <w:qFormat/>
     <w:rPr>
-      <w:color w:val="262626" w:themeColor="text1" w:themeTint="D9"/>
       <w:sz w:val="20"/>
       <w:szCs w:val="20"/>
     </w:rPr>
@@ -54833,7 +54418,6 @@
       <w:rFonts w:ascii="仓耳渔阳体 W02" w:eastAsia="仓耳渔阳体 W02" w:hAnsi="仓耳渔阳体 W02"/>
       <w:i/>
       <w:iCs/>
-      <w:color w:val="262626" w:themeColor="text1" w:themeTint="D9"/>
     </w:rPr>
   </w:style>
   <w:style w:type="character" w:customStyle="1" w:styleId="affffff6">
@@ -54859,9 +54443,6 @@
     <w:semiHidden/>
     <w:unhideWhenUsed/>
     <w:qFormat/>
-    <w:rPr>
-      <w:color w:val="262626" w:themeColor="text1" w:themeTint="D9"/>
-    </w:rPr>
   </w:style>
   <w:style w:type="paragraph" w:styleId="affffff7">
     <w:name w:val="No Spacing"/>
@@ -55064,9 +54645,6 @@
     <w:semiHidden/>
     <w:unhideWhenUsed/>
     <w:qFormat/>
-    <w:rPr>
-      <w:color w:val="262626" w:themeColor="text1" w:themeTint="D9"/>
-    </w:rPr>
   </w:style>
   <w:style w:type="character" w:customStyle="1" w:styleId="affffffa">
     <w:name w:val="着重标题"/>
@@ -55278,6 +54856,10 @@
 </file>
 
 <file path=customXml/item1.xml><?xml version="1.0" encoding="utf-8"?>
+<b:Sources xmlns:b="http://schemas.openxmlformats.org/officeDocument/2006/bibliography" xmlns="http://schemas.openxmlformats.org/officeDocument/2006/bibliography" SelectedStyle="\APASixthEditionOfficeOnline.xsl" StyleName="APA" Version="6"/>
+</file>
+
+<file path=customXml/item2.xml><?xml version="1.0" encoding="utf-8"?>
 <s:customData xmlns="http://www.wps.cn/officeDocument/2013/wpsCustomData" xmlns:s="http://www.wps.cn/officeDocument/2013/wpsCustomData">
   <customSectProps>
     <customSectPr/>
@@ -55297,22 +54879,18 @@
 </s:customData>
 </file>
 
-<file path=customXml/item2.xml><?xml version="1.0" encoding="utf-8"?>
-<b:Sources xmlns:b="http://schemas.openxmlformats.org/officeDocument/2006/bibliography" xmlns="http://schemas.openxmlformats.org/officeDocument/2006/bibliography" SelectedStyle="\APASixthEditionOfficeOnline.xsl" StyleName="APA" Version="6"/>
+<file path=customXml/itemProps1.xml><?xml version="1.0" encoding="utf-8"?>
+<ds:datastoreItem xmlns:ds="http://schemas.openxmlformats.org/officeDocument/2006/customXml" ds:itemID="{43CF7B9E-3CDD-4A27-B61C-7CD92E28E624}">
+  <ds:schemaRefs>
+    <ds:schemaRef ds:uri="http://schemas.openxmlformats.org/officeDocument/2006/bibliography"/>
+  </ds:schemaRefs>
+</ds:datastoreItem>
 </file>
 
-<file path=customXml/itemProps1.xml><?xml version="1.0" encoding="utf-8"?>
+<file path=customXml/itemProps2.xml><?xml version="1.0" encoding="utf-8"?>
 <ds:datastoreItem xmlns:ds="http://schemas.openxmlformats.org/officeDocument/2006/customXml" ds:itemID="{B1977F7D-205B-4081-913C-38D41E755F92}">
   <ds:schemaRefs>
     <ds:schemaRef ds:uri="http://www.wps.cn/officeDocument/2013/wpsCustomData"/>
   </ds:schemaRefs>
 </ds:datastoreItem>
-</file>
-
-<file path=customXml/itemProps2.xml><?xml version="1.0" encoding="utf-8"?>
-<ds:datastoreItem xmlns:ds="http://schemas.openxmlformats.org/officeDocument/2006/customXml" ds:itemID="{43CF7B9E-3CDD-4A27-B61C-7CD92E28E624}">
-  <ds:schemaRefs>
-    <ds:schemaRef ds:uri="http://schemas.openxmlformats.org/officeDocument/2006/bibliography"/>
-  </ds:schemaRefs>
-</ds:datastoreItem>
 </file>
--- a/操作手册.docx
+++ b/操作手册.docx
@@ -872,9 +872,6 @@
         <w:pStyle w:val="afffff0"/>
         <w:spacing w:before="62" w:after="62"/>
         <w:ind w:left="845" w:firstLine="0"/>
-        <w:rPr>
-          <w:rFonts w:hint="eastAsia"/>
-        </w:rPr>
       </w:pPr>
       <w:r>
         <w:rPr>
@@ -956,7 +953,223 @@
         <w:rPr>
           <w:rFonts w:hint="eastAsia"/>
         </w:rPr>
-        <w:t>，并写入网页。若在网页上已经点击了排序的“确认”按钮，应先点击“修改”变为可排序状态后，再使用该功能。</w:t>
+        <w:t>，并写入网页。</w:t>
+      </w:r>
+    </w:p>
+    <w:p>
+      <w:pPr>
+        <w:pStyle w:val="afffff0"/>
+        <w:spacing w:before="62" w:after="62"/>
+        <w:ind w:left="360" w:firstLine="0"/>
+      </w:pPr>
+      <w:r>
+        <w:rPr>
+          <w:rFonts w:hint="eastAsia"/>
+        </w:rPr>
+        <w:t>有时</w:t>
+      </w:r>
+      <w:r>
+        <w:rPr>
+          <w:rFonts w:hint="eastAsia"/>
+        </w:rPr>
+        <w:t>，排序栏为灰色</w:t>
+      </w:r>
+      <w:r>
+        <w:rPr>
+          <w:rFonts w:hint="eastAsia"/>
+        </w:rPr>
+        <w:t>，无法正常使用</w:t>
+      </w:r>
+      <w:r>
+        <w:rPr>
+          <w:rFonts w:hint="eastAsia"/>
+        </w:rPr>
+        <w:t>，如下图所示</w:t>
+      </w:r>
+    </w:p>
+    <w:p>
+      <w:pPr>
+        <w:pStyle w:val="afffff0"/>
+        <w:spacing w:before="62" w:after="62"/>
+        <w:ind w:left="360" w:firstLine="0"/>
+        <w:rPr>
+          <w:rFonts w:hint="eastAsia"/>
+        </w:rPr>
+      </w:pPr>
+      <w:r>
+        <w:rPr>
+          <w:noProof/>
+        </w:rPr>
+        <w:drawing>
+          <wp:inline distT="0" distB="0" distL="0" distR="0" wp14:anchorId="7B5CF36B" wp14:editId="11F8ED82">
+            <wp:extent cx="5184140" cy="347345"/>
+            <wp:effectExtent l="0" t="0" r="0" b="0"/>
+            <wp:docPr id="2" name="图片 2"/>
+            <wp:cNvGraphicFramePr>
+              <a:graphicFrameLocks xmlns:a="http://schemas.openxmlformats.org/drawingml/2006/main" noChangeAspect="1"/>
+            </wp:cNvGraphicFramePr>
+            <a:graphic xmlns:a="http://schemas.openxmlformats.org/drawingml/2006/main">
+              <a:graphicData uri="http://schemas.openxmlformats.org/drawingml/2006/picture">
+                <pic:pic xmlns:pic="http://schemas.openxmlformats.org/drawingml/2006/picture">
+                  <pic:nvPicPr>
+                    <pic:cNvPr id="1" name=""/>
+                    <pic:cNvPicPr/>
+                  </pic:nvPicPr>
+                  <pic:blipFill>
+                    <a:blip r:embed="rId16"/>
+                    <a:stretch>
+                      <a:fillRect/>
+                    </a:stretch>
+                  </pic:blipFill>
+                  <pic:spPr>
+                    <a:xfrm>
+                      <a:off x="0" y="0"/>
+                      <a:ext cx="5184140" cy="347345"/>
+                    </a:xfrm>
+                    <a:prstGeom prst="rect">
+                      <a:avLst/>
+                    </a:prstGeom>
+                  </pic:spPr>
+                </pic:pic>
+              </a:graphicData>
+            </a:graphic>
+          </wp:inline>
+        </w:drawing>
+      </w:r>
+    </w:p>
+    <w:p>
+      <w:pPr>
+        <w:pStyle w:val="afffff0"/>
+        <w:spacing w:before="62" w:after="62"/>
+        <w:ind w:left="360" w:firstLine="0"/>
+        <w:rPr>
+          <w:color w:val="auto"/>
+        </w:rPr>
+      </w:pPr>
+      <w:r>
+        <w:rPr>
+          <w:rFonts w:hint="eastAsia"/>
+          <w:color w:val="auto"/>
+        </w:rPr>
+        <w:t>这是因为在网页上已经点击了</w:t>
+      </w:r>
+      <w:r>
+        <w:rPr>
+          <w:rFonts w:hint="eastAsia"/>
+          <w:color w:val="auto"/>
+        </w:rPr>
+        <w:t>排序的</w:t>
+      </w:r>
+      <w:r>
+        <w:rPr>
+          <w:rFonts w:hint="eastAsia"/>
+          <w:color w:val="auto"/>
+        </w:rPr>
+        <w:t>“确定”按钮，排序栏变为不可更改。此时</w:t>
+      </w:r>
+      <w:r>
+        <w:rPr>
+          <w:rFonts w:hint="eastAsia"/>
+          <w:color w:val="auto"/>
+        </w:rPr>
+        <w:t>应先点击“修改”变为可排序状态后，再使用该功能。</w:t>
+      </w:r>
+    </w:p>
+    <w:p>
+      <w:pPr>
+        <w:pStyle w:val="afffff0"/>
+        <w:spacing w:before="62" w:after="62"/>
+        <w:ind w:left="360" w:firstLine="0"/>
+      </w:pPr>
+      <w:r>
+        <w:rPr>
+          <w:noProof/>
+        </w:rPr>
+        <w:drawing>
+          <wp:inline distT="0" distB="0" distL="0" distR="0" wp14:anchorId="5C6F2ABA" wp14:editId="1F4ED1C8">
+            <wp:extent cx="5184140" cy="579120"/>
+            <wp:effectExtent l="0" t="0" r="0" b="0"/>
+            <wp:docPr id="3" name="图片 3"/>
+            <wp:cNvGraphicFramePr>
+              <a:graphicFrameLocks xmlns:a="http://schemas.openxmlformats.org/drawingml/2006/main" noChangeAspect="1"/>
+            </wp:cNvGraphicFramePr>
+            <a:graphic xmlns:a="http://schemas.openxmlformats.org/drawingml/2006/main">
+              <a:graphicData uri="http://schemas.openxmlformats.org/drawingml/2006/picture">
+                <pic:pic xmlns:pic="http://schemas.openxmlformats.org/drawingml/2006/picture">
+                  <pic:nvPicPr>
+                    <pic:cNvPr id="1" name=""/>
+                    <pic:cNvPicPr/>
+                  </pic:nvPicPr>
+                  <pic:blipFill>
+                    <a:blip r:embed="rId17"/>
+                    <a:stretch>
+                      <a:fillRect/>
+                    </a:stretch>
+                  </pic:blipFill>
+                  <pic:spPr>
+                    <a:xfrm>
+                      <a:off x="0" y="0"/>
+                      <a:ext cx="5184140" cy="579120"/>
+                    </a:xfrm>
+                    <a:prstGeom prst="rect">
+                      <a:avLst/>
+                    </a:prstGeom>
+                  </pic:spPr>
+                </pic:pic>
+              </a:graphicData>
+            </a:graphic>
+          </wp:inline>
+        </w:drawing>
+      </w:r>
+    </w:p>
+    <w:p>
+      <w:pPr>
+        <w:pStyle w:val="afffff0"/>
+        <w:spacing w:before="62" w:after="62"/>
+        <w:ind w:left="360" w:firstLine="0"/>
+        <w:rPr>
+          <w:rFonts w:hint="eastAsia"/>
+        </w:rPr>
+      </w:pPr>
+      <w:r>
+        <w:rPr>
+          <w:noProof/>
+        </w:rPr>
+        <w:drawing>
+          <wp:inline distT="0" distB="0" distL="0" distR="0" wp14:anchorId="3B6B7A19" wp14:editId="449F3779">
+            <wp:extent cx="5184140" cy="871855"/>
+            <wp:effectExtent l="0" t="0" r="0" b="4445"/>
+            <wp:docPr id="4" name="图片 4"/>
+            <wp:cNvGraphicFramePr>
+              <a:graphicFrameLocks xmlns:a="http://schemas.openxmlformats.org/drawingml/2006/main" noChangeAspect="1"/>
+            </wp:cNvGraphicFramePr>
+            <a:graphic xmlns:a="http://schemas.openxmlformats.org/drawingml/2006/main">
+              <a:graphicData uri="http://schemas.openxmlformats.org/drawingml/2006/picture">
+                <pic:pic xmlns:pic="http://schemas.openxmlformats.org/drawingml/2006/picture">
+                  <pic:nvPicPr>
+                    <pic:cNvPr id="1" name=""/>
+                    <pic:cNvPicPr/>
+                  </pic:nvPicPr>
+                  <pic:blipFill>
+                    <a:blip r:embed="rId18"/>
+                    <a:stretch>
+                      <a:fillRect/>
+                    </a:stretch>
+                  </pic:blipFill>
+                  <pic:spPr>
+                    <a:xfrm>
+                      <a:off x="0" y="0"/>
+                      <a:ext cx="5184140" cy="871855"/>
+                    </a:xfrm>
+                    <a:prstGeom prst="rect">
+                      <a:avLst/>
+                    </a:prstGeom>
+                  </pic:spPr>
+                </pic:pic>
+              </a:graphicData>
+            </a:graphic>
+          </wp:inline>
+        </w:drawing>
       </w:r>
     </w:p>
     <w:p>
@@ -1069,6 +1282,7 @@
         <w:rPr>
           <w:rFonts w:hint="eastAsia"/>
         </w:rPr>
+        <w:lastRenderedPageBreak/>
         <w:t>可以</w:t>
       </w:r>
       <w:r>
@@ -1120,7 +1334,6 @@
         <w:rPr>
           <w:noProof/>
         </w:rPr>
-        <w:lastRenderedPageBreak/>
         <w:drawing>
           <wp:inline distT="0" distB="0" distL="0" distR="0" wp14:anchorId="47F5CEAB" wp14:editId="3C065701">
             <wp:extent cx="3895725" cy="3721553"/>
@@ -1137,7 +1350,7 @@
                     <pic:cNvPicPr/>
                   </pic:nvPicPr>
                   <pic:blipFill>
-                    <a:blip r:embed="rId16"/>
+                    <a:blip r:embed="rId19"/>
                     <a:stretch>
                       <a:fillRect/>
                     </a:stretch>
@@ -1354,7 +1567,7 @@
       </w:pPr>
     </w:p>
     <w:sectPr>
-      <w:footerReference w:type="default" r:id="rId17"/>
+      <w:footerReference w:type="default" r:id="rId20"/>
       <w:pgSz w:w="11906" w:h="16838"/>
       <w:pgMar w:top="1440" w:right="2041" w:bottom="1440" w:left="1701" w:header="851" w:footer="992" w:gutter="0"/>
       <w:pgNumType w:fmt="chineseCounting"/>

--- a/操作手册.docx
+++ b/操作手册.docx
@@ -992,9 +992,6 @@
         <w:pStyle w:val="afffff0"/>
         <w:spacing w:before="62" w:after="62"/>
         <w:ind w:left="360" w:firstLine="0"/>
-        <w:rPr>
-          <w:rFonts w:hint="eastAsia"/>
-        </w:rPr>
       </w:pPr>
       <w:r>
         <w:rPr>
@@ -1051,7 +1048,7 @@
           <w:rFonts w:hint="eastAsia"/>
           <w:color w:val="auto"/>
         </w:rPr>
-        <w:t>这是因为在网页上已经点击了</w:t>
+        <w:t>这是因为在网页上点击了</w:t>
       </w:r>
       <w:r>
         <w:rPr>
@@ -1065,14 +1062,7 @@
           <w:rFonts w:hint="eastAsia"/>
           <w:color w:val="auto"/>
         </w:rPr>
-        <w:t>“确定”按钮，排序栏变为不可更改。此时</w:t>
-      </w:r>
-      <w:r>
-        <w:rPr>
-          <w:rFonts w:hint="eastAsia"/>
-          <w:color w:val="auto"/>
-        </w:rPr>
-        <w:t>应先点击“修改”变为可排序状态后，再使用该功能。</w:t>
+        <w:t>“确定”按钮，排序栏变为不可更改。</w:t>
       </w:r>
     </w:p>
     <w:p>
@@ -1130,6 +1120,27 @@
         <w:rPr>
           <w:rFonts w:hint="eastAsia"/>
         </w:rPr>
+      </w:pPr>
+      <w:r>
+        <w:rPr>
+          <w:rFonts w:hint="eastAsia"/>
+          <w:color w:val="auto"/>
+        </w:rPr>
+        <w:t>此时</w:t>
+      </w:r>
+      <w:r>
+        <w:rPr>
+          <w:rFonts w:hint="eastAsia"/>
+          <w:color w:val="auto"/>
+        </w:rPr>
+        <w:t>应先点击“修改”变为可排序状态后，再使用该功能。</w:t>
+      </w:r>
+    </w:p>
+    <w:p>
+      <w:pPr>
+        <w:pStyle w:val="afffff0"/>
+        <w:spacing w:before="62" w:after="62"/>
+        <w:ind w:left="360" w:firstLine="0"/>
       </w:pPr>
       <w:r>
         <w:rPr>
@@ -1521,32 +1532,8 @@
           <w:b/>
           <w:bCs/>
           <w:color w:val="FF0000"/>
-          <w:sz w:val="32"/>
-          <w:szCs w:val="32"/>
         </w:rPr>
-        <w:t>应</w:t>
-      </w:r>
-      <w:r>
-        <w:rPr>
-          <w:rFonts w:hint="eastAsia"/>
-          <w:b/>
-          <w:bCs/>
-          <w:color w:val="FF0000"/>
-          <w:sz w:val="32"/>
-          <w:szCs w:val="32"/>
-        </w:rPr>
-        <w:t>先</w:t>
-      </w:r>
-      <w:r>
-        <w:rPr>
-          <w:rFonts w:hint="eastAsia"/>
-          <w:b/>
-          <w:bCs/>
-          <w:color w:val="FF0000"/>
-          <w:sz w:val="32"/>
-          <w:szCs w:val="32"/>
-        </w:rPr>
-        <w:t>点击排序栏目的确定按钮</w:t>
+        <w:t>应先点击排序栏目的确定按钮</w:t>
       </w:r>
       <w:r>
         <w:rPr>

--- a/操作手册.docx
+++ b/操作手册.docx
@@ -76,7 +76,21 @@
         <w:rPr>
           <w:rFonts w:hint="eastAsia"/>
         </w:rPr>
-        <w:t>本软件以压缩包形式分发，压缩包名称为</w:t>
+        <w:t>本软件以压缩</w:t>
+      </w:r>
+      <w:proofErr w:type="gramStart"/>
+      <w:r>
+        <w:rPr>
+          <w:rFonts w:hint="eastAsia"/>
+        </w:rPr>
+        <w:t>包形式</w:t>
+      </w:r>
+      <w:proofErr w:type="gramEnd"/>
+      <w:r>
+        <w:rPr>
+          <w:rFonts w:hint="eastAsia"/>
+        </w:rPr>
+        <w:t>分发，压缩包名称为</w:t>
       </w:r>
       <w:r>
         <w:t>GraphToImage.rar</w:t>
@@ -95,11 +109,19 @@
       <w:r>
         <w:t>indows</w:t>
       </w:r>
+      <w:proofErr w:type="gramStart"/>
       <w:r>
         <w:rPr>
           <w:rFonts w:hint="eastAsia"/>
         </w:rPr>
-        <w:t>自带解压缩按钮</w:t>
+        <w:t>自带解压缩</w:t>
+      </w:r>
+      <w:proofErr w:type="gramEnd"/>
+      <w:r>
+        <w:rPr>
+          <w:rFonts w:hint="eastAsia"/>
+        </w:rPr>
+        <w:t>按钮</w:t>
       </w:r>
       <w:r>
         <w:rPr>
@@ -316,11 +338,19 @@
       <w:pPr>
         <w:spacing w:before="62" w:after="62"/>
       </w:pPr>
+      <w:proofErr w:type="gramStart"/>
       <w:r>
         <w:rPr>
           <w:rFonts w:hint="eastAsia"/>
         </w:rPr>
-        <w:t>扫码登录后，进入到题目界面，点击右上方“解析”按钮</w:t>
+        <w:t>扫码登录</w:t>
+      </w:r>
+      <w:proofErr w:type="gramEnd"/>
+      <w:r>
+        <w:rPr>
+          <w:rFonts w:hint="eastAsia"/>
+        </w:rPr>
+        <w:t>后，进入到题目界面，点击右上方“解析”按钮</w:t>
       </w:r>
       <w:r>
         <w:rPr>
@@ -821,8 +851,16 @@
         <w:rPr>
           <w:rFonts w:hint="eastAsia"/>
         </w:rPr>
-        <w:t>评价优先度调整。大致可以认为，滑块向左滑动，则这一维度变得</w:t>
+        <w:t>评价优先度调整。大致可以认为，滑块向左滑动，则这一维</w:t>
       </w:r>
+      <w:proofErr w:type="gramStart"/>
+      <w:r>
+        <w:rPr>
+          <w:rFonts w:hint="eastAsia"/>
+        </w:rPr>
+        <w:t>度变得</w:t>
+      </w:r>
+      <w:proofErr w:type="gramEnd"/>
       <w:r>
         <w:rPr>
           <w:rFonts w:hint="eastAsia"/>
@@ -848,11 +886,19 @@
         </w:rPr>
         <w:t>这是为了便于排序时做出区分度而设置的功能。</w:t>
       </w:r>
+      <w:proofErr w:type="gramStart"/>
       <w:r>
         <w:rPr>
           <w:rFonts w:hint="eastAsia"/>
         </w:rPr>
-        <w:t>乘算时，</w:t>
+        <w:t>乘算时</w:t>
+      </w:r>
+      <w:proofErr w:type="gramEnd"/>
+      <w:r>
+        <w:rPr>
+          <w:rFonts w:hint="eastAsia"/>
+        </w:rPr>
+        <w:t>，</w:t>
       </w:r>
       <w:r>
         <w:rPr>
@@ -877,7 +923,35 @@
         <w:rPr>
           <w:rFonts w:hint="eastAsia"/>
         </w:rPr>
-        <w:t>具体来讲，乘算的区分方式，是认为某个维度整体重要/不重要，以做出区分。加算的区分方式，是对于整体评价相同的条目，再进一步微调以做出区分。</w:t>
+        <w:t>具体来讲，</w:t>
+      </w:r>
+      <w:proofErr w:type="gramStart"/>
+      <w:r>
+        <w:rPr>
+          <w:rFonts w:hint="eastAsia"/>
+        </w:rPr>
+        <w:t>乘算的</w:t>
+      </w:r>
+      <w:proofErr w:type="gramEnd"/>
+      <w:r>
+        <w:rPr>
+          <w:rFonts w:hint="eastAsia"/>
+        </w:rPr>
+        <w:t>区分方式，是认为某个维</w:t>
+      </w:r>
+      <w:proofErr w:type="gramStart"/>
+      <w:r>
+        <w:rPr>
+          <w:rFonts w:hint="eastAsia"/>
+        </w:rPr>
+        <w:t>度整体</w:t>
+      </w:r>
+      <w:proofErr w:type="gramEnd"/>
+      <w:r>
+        <w:rPr>
+          <w:rFonts w:hint="eastAsia"/>
+        </w:rPr>
+        <w:t>重要/不重要，以做出区分。加算的区分方式，是对于整体评价相同的条目，再进一步微调以做出区分。</w:t>
       </w:r>
       <w:r>
         <w:rPr>
@@ -1117,9 +1191,6 @@
         <w:pStyle w:val="afffff0"/>
         <w:spacing w:before="62" w:after="62"/>
         <w:ind w:left="360" w:firstLine="0"/>
-        <w:rPr>
-          <w:rFonts w:hint="eastAsia"/>
-        </w:rPr>
       </w:pPr>
       <w:r>
         <w:rPr>
@@ -1419,7 +1490,21 @@
         <w:rPr>
           <w:rFonts w:hint="eastAsia"/>
         </w:rPr>
-        <w:t>不一致维度少的排在前面，一样多时再以总分区别</w:t>
+        <w:t>不</w:t>
+      </w:r>
+      <w:proofErr w:type="gramStart"/>
+      <w:r>
+        <w:rPr>
+          <w:rFonts w:hint="eastAsia"/>
+        </w:rPr>
+        <w:t>一致维度少</w:t>
+      </w:r>
+      <w:proofErr w:type="gramEnd"/>
+      <w:r>
+        <w:rPr>
+          <w:rFonts w:hint="eastAsia"/>
+        </w:rPr>
+        <w:t>的排在前面，一样多时再以总分区别</w:t>
       </w:r>
       <w:r>
         <w:rPr>
@@ -1495,7 +1580,21 @@
         <w:rPr>
           <w:rFonts w:hint="eastAsia"/>
         </w:rPr>
-        <w:t>对比将不可用</w:t>
+        <w:t>对比将</w:t>
+      </w:r>
+      <w:proofErr w:type="gramStart"/>
+      <w:r>
+        <w:rPr>
+          <w:rFonts w:hint="eastAsia"/>
+        </w:rPr>
+        <w:t>不</w:t>
+      </w:r>
+      <w:proofErr w:type="gramEnd"/>
+      <w:r>
+        <w:rPr>
+          <w:rFonts w:hint="eastAsia"/>
+        </w:rPr>
+        <w:t>可用</w:t>
       </w:r>
       <w:r>
         <w:rPr>
@@ -1524,7 +1623,14 @@
         <w:rPr>
           <w:rFonts w:hint="eastAsia"/>
         </w:rPr>
-        <w:t>。推荐拖动网页检查一下是否有空位，然后</w:t>
+        <w:t>。推荐拖动网页检查一下是否有空位，</w:t>
+      </w:r>
+      <w:proofErr w:type="gramStart"/>
+      <w:r>
+        <w:rPr>
+          <w:rFonts w:hint="eastAsia"/>
+        </w:rPr>
+        <w:t>然后</w:t>
       </w:r>
       <w:r>
         <w:rPr>
@@ -1533,7 +1639,17 @@
           <w:bCs/>
           <w:color w:val="FF0000"/>
         </w:rPr>
-        <w:t>应先点击排序栏目的确定按钮</w:t>
+        <w:t>应</w:t>
+      </w:r>
+      <w:proofErr w:type="gramEnd"/>
+      <w:r>
+        <w:rPr>
+          <w:rFonts w:hint="eastAsia"/>
+          <w:b/>
+          <w:bCs/>
+          <w:color w:val="FF0000"/>
+        </w:rPr>
+        <w:t>先点击排序栏目的确定按钮</w:t>
       </w:r>
       <w:r>
         <w:rPr>
